--- a/docs/tables/carbo/sec5_aki_kdigo.docx
+++ b/docs/tables/carbo/sec5_aki_kdigo.docx
@@ -838,7 +838,7 @@
                 <w:szCs w:val="22"/>
                 <w:color w:val="000000"/>
               </w:rPr>
-              <w:t xml:space="preserve">190</w:t>
+              <w:t xml:space="preserve">189</w:t>
             </w:r>
           </w:p>
         </w:tc>
@@ -891,7 +891,7 @@
                 <w:szCs w:val="22"/>
                 <w:color w:val="000000"/>
               </w:rPr>
-              <w:t xml:space="preserve">1.49</w:t>
+              <w:t xml:space="preserve">1.50</w:t>
             </w:r>
           </w:p>
         </w:tc>
@@ -944,7 +944,7 @@
                 <w:szCs w:val="22"/>
                 <w:color w:val="000000"/>
               </w:rPr>
-              <w:t xml:space="preserve">1.19, 1.86</w:t>
+              <w:t xml:space="preserve">1.20, 1.87</w:t>
             </w:r>
           </w:p>
         </w:tc>
@@ -1050,7 +1050,7 @@
                 <w:szCs w:val="22"/>
                 <w:color w:val="000000"/>
               </w:rPr>
-              <w:t xml:space="preserve">190</w:t>
+              <w:t xml:space="preserve">189</w:t>
             </w:r>
           </w:p>
         </w:tc>
@@ -1321,7 +1321,7 @@
                 <w:szCs w:val="22"/>
                 <w:color w:val="000000"/>
               </w:rPr>
-              <w:t xml:space="preserve">190</w:t>
+              <w:t xml:space="preserve">189</w:t>
             </w:r>
           </w:p>
         </w:tc>
@@ -1480,60 +1480,60 @@
                 <w:szCs w:val="22"/>
                 <w:color w:val="000000"/>
               </w:rPr>
-              <w:t xml:space="preserve">0.730</w:t>
-            </w:r>
-          </w:p>
-        </w:tc>
-        <w:tc>
-          <w:tcPr>
-            <w:tcBorders>
-              <w:bottom w:val="none" w:sz="0" w:space="0" w:color="000000"/>
-              <w:top w:val="none" w:sz="0" w:space="0" w:color="000000"/>
-              <w:left w:val="none" w:sz="0" w:space="0" w:color="000000"/>
-              <w:right w:val="none" w:sz="0" w:space="0" w:color="000000"/>
-            </w:tcBorders>
-            <w:shd w:val="clear" w:color="auto" w:fill="FFFFFF"/>
-            <w:tcMar>
-              <w:top w:w="0" w:type="dxa"/>
-              <w:bottom w:w="0" w:type="dxa"/>
-              <w:left w:w="0" w:type="dxa"/>
-              <w:right w:w="0" w:type="dxa"/>
-            </w:tcMar>
-            <w:vAlign w:val="top"/>
-          </w:tcPr>
-          <w:p>
-            <w:pPr>
-              <w:pStyle w:val="Normal"/>
-              <w:jc w:val="center"/>
-              <w:pBdr>
-                <w:bottom w:val="none" w:sz="0" w:space="0" w:color="000000"/>
-                <w:top w:val="none" w:sz="0" w:space="0" w:color="000000"/>
-                <w:left w:val="none" w:sz="0" w:space="0" w:color="000000"/>
-                <w:right w:val="none" w:sz="0" w:space="0" w:color="000000"/>
-              </w:pBdr>
-              <w:spacing w:after="100" w:before="100" w:line="240"/>
-              <w:ind w:left="100" w:right="100" w:firstLine="0" w:firstLineChars="0"/>
-              <w:rPr>
-                <w:rFonts w:ascii="Helvetica" w:hAnsi="Helvetica" w:eastAsia="Helvetica" w:cs="Helvetica"/>
-                <w:i w:val="false"/>
-                <w:b w:val="false"/>
-                <w:u w:val="none"/>
-                <w:sz w:val="22"/>
-                <w:szCs w:val="22"/>
-                <w:color w:val="000000"/>
-              </w:rPr>
-            </w:pPr>
-            <w:r>
-              <w:rPr>
-                <w:rFonts w:ascii="Helvetica" w:hAnsi="Helvetica" w:eastAsia="Helvetica" w:cs="Helvetica"/>
-                <w:i w:val="false"/>
-                <w:b w:val="false"/>
-                <w:u w:val="none"/>
-                <w:sz w:val="22"/>
-                <w:szCs w:val="22"/>
-                <w:color w:val="000000"/>
-              </w:rPr>
-              <w:t xml:space="preserve">190</w:t>
+              <w:t xml:space="preserve">0.720</w:t>
+            </w:r>
+          </w:p>
+        </w:tc>
+        <w:tc>
+          <w:tcPr>
+            <w:tcBorders>
+              <w:bottom w:val="none" w:sz="0" w:space="0" w:color="000000"/>
+              <w:top w:val="none" w:sz="0" w:space="0" w:color="000000"/>
+              <w:left w:val="none" w:sz="0" w:space="0" w:color="000000"/>
+              <w:right w:val="none" w:sz="0" w:space="0" w:color="000000"/>
+            </w:tcBorders>
+            <w:shd w:val="clear" w:color="auto" w:fill="FFFFFF"/>
+            <w:tcMar>
+              <w:top w:w="0" w:type="dxa"/>
+              <w:bottom w:w="0" w:type="dxa"/>
+              <w:left w:w="0" w:type="dxa"/>
+              <w:right w:w="0" w:type="dxa"/>
+            </w:tcMar>
+            <w:vAlign w:val="top"/>
+          </w:tcPr>
+          <w:p>
+            <w:pPr>
+              <w:pStyle w:val="Normal"/>
+              <w:jc w:val="center"/>
+              <w:pBdr>
+                <w:bottom w:val="none" w:sz="0" w:space="0" w:color="000000"/>
+                <w:top w:val="none" w:sz="0" w:space="0" w:color="000000"/>
+                <w:left w:val="none" w:sz="0" w:space="0" w:color="000000"/>
+                <w:right w:val="none" w:sz="0" w:space="0" w:color="000000"/>
+              </w:pBdr>
+              <w:spacing w:after="100" w:before="100" w:line="240"/>
+              <w:ind w:left="100" w:right="100" w:firstLine="0" w:firstLineChars="0"/>
+              <w:rPr>
+                <w:rFonts w:ascii="Helvetica" w:hAnsi="Helvetica" w:eastAsia="Helvetica" w:cs="Helvetica"/>
+                <w:i w:val="false"/>
+                <w:b w:val="false"/>
+                <w:u w:val="none"/>
+                <w:sz w:val="22"/>
+                <w:szCs w:val="22"/>
+                <w:color w:val="000000"/>
+              </w:rPr>
+            </w:pPr>
+            <w:r>
+              <w:rPr>
+                <w:rFonts w:ascii="Helvetica" w:hAnsi="Helvetica" w:eastAsia="Helvetica" w:cs="Helvetica"/>
+                <w:i w:val="false"/>
+                <w:b w:val="false"/>
+                <w:u w:val="none"/>
+                <w:sz w:val="22"/>
+                <w:szCs w:val="22"/>
+                <w:color w:val="000000"/>
+              </w:rPr>
+              <w:t xml:space="preserve">189</w:t>
             </w:r>
           </w:p>
         </w:tc>
@@ -1804,7 +1804,7 @@
                 <w:szCs w:val="22"/>
                 <w:color w:val="000000"/>
               </w:rPr>
-              <w:t xml:space="preserve">190</w:t>
+              <w:t xml:space="preserve">189</w:t>
             </w:r>
           </w:p>
         </w:tc>
@@ -2016,7 +2016,7 @@
                 <w:szCs w:val="22"/>
                 <w:color w:val="000000"/>
               </w:rPr>
-              <w:t xml:space="preserve">190</w:t>
+              <w:t xml:space="preserve">189</w:t>
             </w:r>
           </w:p>
         </w:tc>
@@ -2823,113 +2823,113 @@
                 <w:szCs w:val="22"/>
                 <w:color w:val="000000"/>
               </w:rPr>
-              <w:t xml:space="preserve">2.24</w:t>
-            </w:r>
-          </w:p>
-        </w:tc>
-        <w:tc>
-          <w:tcPr>
-            <w:tcBorders>
-              <w:bottom w:val="none" w:sz="0" w:space="0" w:color="000000"/>
-              <w:top w:val="none" w:sz="0" w:space="0" w:color="000000"/>
-              <w:left w:val="none" w:sz="0" w:space="0" w:color="000000"/>
-              <w:right w:val="none" w:sz="0" w:space="0" w:color="000000"/>
-            </w:tcBorders>
-            <w:shd w:val="clear" w:color="auto" w:fill="FFFFFF"/>
-            <w:tcMar>
-              <w:top w:w="0" w:type="dxa"/>
-              <w:bottom w:w="0" w:type="dxa"/>
-              <w:left w:w="0" w:type="dxa"/>
-              <w:right w:w="0" w:type="dxa"/>
-            </w:tcMar>
-            <w:vAlign w:val="top"/>
-          </w:tcPr>
-          <w:p>
-            <w:pPr>
-              <w:pStyle w:val="Normal"/>
-              <w:jc w:val="center"/>
-              <w:pBdr>
-                <w:bottom w:val="none" w:sz="0" w:space="0" w:color="000000"/>
-                <w:top w:val="none" w:sz="0" w:space="0" w:color="000000"/>
-                <w:left w:val="none" w:sz="0" w:space="0" w:color="000000"/>
-                <w:right w:val="none" w:sz="0" w:space="0" w:color="000000"/>
-              </w:pBdr>
-              <w:spacing w:after="100" w:before="100" w:line="240"/>
-              <w:ind w:left="100" w:right="100" w:firstLine="0" w:firstLineChars="0"/>
-              <w:rPr>
-                <w:rFonts w:ascii="Helvetica" w:hAnsi="Helvetica" w:eastAsia="Helvetica" w:cs="Helvetica"/>
-                <w:i w:val="false"/>
-                <w:b w:val="false"/>
-                <w:u w:val="none"/>
-                <w:sz w:val="22"/>
-                <w:szCs w:val="22"/>
-                <w:color w:val="000000"/>
-              </w:rPr>
-            </w:pPr>
-            <w:r>
-              <w:rPr>
-                <w:rFonts w:ascii="Helvetica" w:hAnsi="Helvetica" w:eastAsia="Helvetica" w:cs="Helvetica"/>
-                <w:i w:val="false"/>
-                <w:b w:val="false"/>
-                <w:u w:val="none"/>
-                <w:sz w:val="22"/>
-                <w:szCs w:val="22"/>
-                <w:color w:val="000000"/>
-              </w:rPr>
-              <w:t xml:space="preserve">0.72, 7.00</w:t>
-            </w:r>
-          </w:p>
-        </w:tc>
-        <w:tc>
-          <w:tcPr>
-            <w:tcBorders>
-              <w:bottom w:val="none" w:sz="0" w:space="0" w:color="000000"/>
-              <w:top w:val="none" w:sz="0" w:space="0" w:color="000000"/>
-              <w:left w:val="none" w:sz="0" w:space="0" w:color="000000"/>
-              <w:right w:val="none" w:sz="0" w:space="0" w:color="000000"/>
-            </w:tcBorders>
-            <w:shd w:val="clear" w:color="auto" w:fill="FFFFFF"/>
-            <w:tcMar>
-              <w:top w:w="0" w:type="dxa"/>
-              <w:bottom w:w="0" w:type="dxa"/>
-              <w:left w:w="0" w:type="dxa"/>
-              <w:right w:w="0" w:type="dxa"/>
-            </w:tcMar>
-            <w:vAlign w:val="top"/>
-          </w:tcPr>
-          <w:p>
-            <w:pPr>
-              <w:pStyle w:val="Normal"/>
-              <w:jc w:val="center"/>
-              <w:pBdr>
-                <w:bottom w:val="none" w:sz="0" w:space="0" w:color="000000"/>
-                <w:top w:val="none" w:sz="0" w:space="0" w:color="000000"/>
-                <w:left w:val="none" w:sz="0" w:space="0" w:color="000000"/>
-                <w:right w:val="none" w:sz="0" w:space="0" w:color="000000"/>
-              </w:pBdr>
-              <w:spacing w:after="100" w:before="100" w:line="240"/>
-              <w:ind w:left="100" w:right="100" w:firstLine="0" w:firstLineChars="0"/>
-              <w:rPr>
-                <w:rFonts w:ascii="Helvetica" w:hAnsi="Helvetica" w:eastAsia="Helvetica" w:cs="Helvetica"/>
-                <w:i w:val="false"/>
-                <w:b w:val="false"/>
-                <w:u w:val="none"/>
-                <w:sz w:val="22"/>
-                <w:szCs w:val="22"/>
-                <w:color w:val="000000"/>
-              </w:rPr>
-            </w:pPr>
-            <w:r>
-              <w:rPr>
-                <w:rFonts w:ascii="Helvetica" w:hAnsi="Helvetica" w:eastAsia="Helvetica" w:cs="Helvetica"/>
-                <w:i w:val="false"/>
-                <w:b w:val="false"/>
-                <w:u w:val="none"/>
-                <w:sz w:val="22"/>
-                <w:szCs w:val="22"/>
-                <w:color w:val="000000"/>
-              </w:rPr>
-              <w:t xml:space="preserve">0.160</w:t>
+              <w:t xml:space="preserve">2.23</w:t>
+            </w:r>
+          </w:p>
+        </w:tc>
+        <w:tc>
+          <w:tcPr>
+            <w:tcBorders>
+              <w:bottom w:val="none" w:sz="0" w:space="0" w:color="000000"/>
+              <w:top w:val="none" w:sz="0" w:space="0" w:color="000000"/>
+              <w:left w:val="none" w:sz="0" w:space="0" w:color="000000"/>
+              <w:right w:val="none" w:sz="0" w:space="0" w:color="000000"/>
+            </w:tcBorders>
+            <w:shd w:val="clear" w:color="auto" w:fill="FFFFFF"/>
+            <w:tcMar>
+              <w:top w:w="0" w:type="dxa"/>
+              <w:bottom w:w="0" w:type="dxa"/>
+              <w:left w:w="0" w:type="dxa"/>
+              <w:right w:w="0" w:type="dxa"/>
+            </w:tcMar>
+            <w:vAlign w:val="top"/>
+          </w:tcPr>
+          <w:p>
+            <w:pPr>
+              <w:pStyle w:val="Normal"/>
+              <w:jc w:val="center"/>
+              <w:pBdr>
+                <w:bottom w:val="none" w:sz="0" w:space="0" w:color="000000"/>
+                <w:top w:val="none" w:sz="0" w:space="0" w:color="000000"/>
+                <w:left w:val="none" w:sz="0" w:space="0" w:color="000000"/>
+                <w:right w:val="none" w:sz="0" w:space="0" w:color="000000"/>
+              </w:pBdr>
+              <w:spacing w:after="100" w:before="100" w:line="240"/>
+              <w:ind w:left="100" w:right="100" w:firstLine="0" w:firstLineChars="0"/>
+              <w:rPr>
+                <w:rFonts w:ascii="Helvetica" w:hAnsi="Helvetica" w:eastAsia="Helvetica" w:cs="Helvetica"/>
+                <w:i w:val="false"/>
+                <w:b w:val="false"/>
+                <w:u w:val="none"/>
+                <w:sz w:val="22"/>
+                <w:szCs w:val="22"/>
+                <w:color w:val="000000"/>
+              </w:rPr>
+            </w:pPr>
+            <w:r>
+              <w:rPr>
+                <w:rFonts w:ascii="Helvetica" w:hAnsi="Helvetica" w:eastAsia="Helvetica" w:cs="Helvetica"/>
+                <w:i w:val="false"/>
+                <w:b w:val="false"/>
+                <w:u w:val="none"/>
+                <w:sz w:val="22"/>
+                <w:szCs w:val="22"/>
+                <w:color w:val="000000"/>
+              </w:rPr>
+              <w:t xml:space="preserve">0.71, 6.94</w:t>
+            </w:r>
+          </w:p>
+        </w:tc>
+        <w:tc>
+          <w:tcPr>
+            <w:tcBorders>
+              <w:bottom w:val="none" w:sz="0" w:space="0" w:color="000000"/>
+              <w:top w:val="none" w:sz="0" w:space="0" w:color="000000"/>
+              <w:left w:val="none" w:sz="0" w:space="0" w:color="000000"/>
+              <w:right w:val="none" w:sz="0" w:space="0" w:color="000000"/>
+            </w:tcBorders>
+            <w:shd w:val="clear" w:color="auto" w:fill="FFFFFF"/>
+            <w:tcMar>
+              <w:top w:w="0" w:type="dxa"/>
+              <w:bottom w:w="0" w:type="dxa"/>
+              <w:left w:w="0" w:type="dxa"/>
+              <w:right w:w="0" w:type="dxa"/>
+            </w:tcMar>
+            <w:vAlign w:val="top"/>
+          </w:tcPr>
+          <w:p>
+            <w:pPr>
+              <w:pStyle w:val="Normal"/>
+              <w:jc w:val="center"/>
+              <w:pBdr>
+                <w:bottom w:val="none" w:sz="0" w:space="0" w:color="000000"/>
+                <w:top w:val="none" w:sz="0" w:space="0" w:color="000000"/>
+                <w:left w:val="none" w:sz="0" w:space="0" w:color="000000"/>
+                <w:right w:val="none" w:sz="0" w:space="0" w:color="000000"/>
+              </w:pBdr>
+              <w:spacing w:after="100" w:before="100" w:line="240"/>
+              <w:ind w:left="100" w:right="100" w:firstLine="0" w:firstLineChars="0"/>
+              <w:rPr>
+                <w:rFonts w:ascii="Helvetica" w:hAnsi="Helvetica" w:eastAsia="Helvetica" w:cs="Helvetica"/>
+                <w:i w:val="false"/>
+                <w:b w:val="false"/>
+                <w:u w:val="none"/>
+                <w:sz w:val="22"/>
+                <w:szCs w:val="22"/>
+                <w:color w:val="000000"/>
+              </w:rPr>
+            </w:pPr>
+            <w:r>
+              <w:rPr>
+                <w:rFonts w:ascii="Helvetica" w:hAnsi="Helvetica" w:eastAsia="Helvetica" w:cs="Helvetica"/>
+                <w:i w:val="false"/>
+                <w:b w:val="false"/>
+                <w:u w:val="none"/>
+                <w:sz w:val="22"/>
+                <w:szCs w:val="22"/>
+                <w:color w:val="000000"/>
+              </w:rPr>
+              <w:t xml:space="preserve">0.170</w:t>
             </w:r>
           </w:p>
         </w:tc>
@@ -3253,7 +3253,7 @@
                 <w:szCs w:val="22"/>
                 <w:color w:val="000000"/>
               </w:rPr>
-              <w:t xml:space="preserve">190</w:t>
+              <w:t xml:space="preserve">189</w:t>
             </w:r>
           </w:p>
         </w:tc>
@@ -3465,7 +3465,7 @@
                 <w:szCs w:val="22"/>
                 <w:color w:val="000000"/>
               </w:rPr>
-              <w:t xml:space="preserve">190</w:t>
+              <w:t xml:space="preserve">189</w:t>
             </w:r>
           </w:p>
         </w:tc>
@@ -3736,7 +3736,7 @@
                 <w:szCs w:val="22"/>
                 <w:color w:val="000000"/>
               </w:rPr>
-              <w:t xml:space="preserve">190</w:t>
+              <w:t xml:space="preserve">189</w:t>
             </w:r>
           </w:p>
         </w:tc>
@@ -3948,7 +3948,7 @@
                 <w:szCs w:val="22"/>
                 <w:color w:val="000000"/>
               </w:rPr>
-              <w:t xml:space="preserve">190</w:t>
+              <w:t xml:space="preserve">189</w:t>
             </w:r>
           </w:p>
         </w:tc>
@@ -4755,113 +4755,113 @@
                 <w:szCs w:val="22"/>
                 <w:color w:val="000000"/>
               </w:rPr>
-              <w:t xml:space="preserve">1.80</w:t>
-            </w:r>
-          </w:p>
-        </w:tc>
-        <w:tc>
-          <w:tcPr>
-            <w:tcBorders>
-              <w:bottom w:val="none" w:sz="0" w:space="0" w:color="000000"/>
-              <w:top w:val="none" w:sz="0" w:space="0" w:color="000000"/>
-              <w:left w:val="none" w:sz="0" w:space="0" w:color="000000"/>
-              <w:right w:val="none" w:sz="0" w:space="0" w:color="000000"/>
-            </w:tcBorders>
-            <w:shd w:val="clear" w:color="auto" w:fill="FFFFFF"/>
-            <w:tcMar>
-              <w:top w:w="0" w:type="dxa"/>
-              <w:bottom w:w="0" w:type="dxa"/>
-              <w:left w:w="0" w:type="dxa"/>
-              <w:right w:w="0" w:type="dxa"/>
-            </w:tcMar>
-            <w:vAlign w:val="top"/>
-          </w:tcPr>
-          <w:p>
-            <w:pPr>
-              <w:pStyle w:val="Normal"/>
-              <w:jc w:val="center"/>
-              <w:pBdr>
-                <w:bottom w:val="none" w:sz="0" w:space="0" w:color="000000"/>
-                <w:top w:val="none" w:sz="0" w:space="0" w:color="000000"/>
-                <w:left w:val="none" w:sz="0" w:space="0" w:color="000000"/>
-                <w:right w:val="none" w:sz="0" w:space="0" w:color="000000"/>
-              </w:pBdr>
-              <w:spacing w:after="100" w:before="100" w:line="240"/>
-              <w:ind w:left="100" w:right="100" w:firstLine="0" w:firstLineChars="0"/>
-              <w:rPr>
-                <w:rFonts w:ascii="Helvetica" w:hAnsi="Helvetica" w:eastAsia="Helvetica" w:cs="Helvetica"/>
-                <w:i w:val="false"/>
-                <w:b w:val="false"/>
-                <w:u w:val="none"/>
-                <w:sz w:val="22"/>
-                <w:szCs w:val="22"/>
-                <w:color w:val="000000"/>
-              </w:rPr>
-            </w:pPr>
-            <w:r>
-              <w:rPr>
-                <w:rFonts w:ascii="Helvetica" w:hAnsi="Helvetica" w:eastAsia="Helvetica" w:cs="Helvetica"/>
-                <w:i w:val="false"/>
-                <w:b w:val="false"/>
-                <w:u w:val="none"/>
-                <w:sz w:val="22"/>
-                <w:szCs w:val="22"/>
-                <w:color w:val="000000"/>
-              </w:rPr>
-              <w:t xml:space="preserve">0.59, 5.55</w:t>
-            </w:r>
-          </w:p>
-        </w:tc>
-        <w:tc>
-          <w:tcPr>
-            <w:tcBorders>
-              <w:bottom w:val="none" w:sz="0" w:space="0" w:color="000000"/>
-              <w:top w:val="none" w:sz="0" w:space="0" w:color="000000"/>
-              <w:left w:val="none" w:sz="0" w:space="0" w:color="000000"/>
-              <w:right w:val="none" w:sz="0" w:space="0" w:color="000000"/>
-            </w:tcBorders>
-            <w:shd w:val="clear" w:color="auto" w:fill="FFFFFF"/>
-            <w:tcMar>
-              <w:top w:w="0" w:type="dxa"/>
-              <w:bottom w:w="0" w:type="dxa"/>
-              <w:left w:w="0" w:type="dxa"/>
-              <w:right w:w="0" w:type="dxa"/>
-            </w:tcMar>
-            <w:vAlign w:val="top"/>
-          </w:tcPr>
-          <w:p>
-            <w:pPr>
-              <w:pStyle w:val="Normal"/>
-              <w:jc w:val="center"/>
-              <w:pBdr>
-                <w:bottom w:val="none" w:sz="0" w:space="0" w:color="000000"/>
-                <w:top w:val="none" w:sz="0" w:space="0" w:color="000000"/>
-                <w:left w:val="none" w:sz="0" w:space="0" w:color="000000"/>
-                <w:right w:val="none" w:sz="0" w:space="0" w:color="000000"/>
-              </w:pBdr>
-              <w:spacing w:after="100" w:before="100" w:line="240"/>
-              <w:ind w:left="100" w:right="100" w:firstLine="0" w:firstLineChars="0"/>
-              <w:rPr>
-                <w:rFonts w:ascii="Helvetica" w:hAnsi="Helvetica" w:eastAsia="Helvetica" w:cs="Helvetica"/>
-                <w:i w:val="false"/>
-                <w:b w:val="false"/>
-                <w:u w:val="none"/>
-                <w:sz w:val="22"/>
-                <w:szCs w:val="22"/>
-                <w:color w:val="000000"/>
-              </w:rPr>
-            </w:pPr>
-            <w:r>
-              <w:rPr>
-                <w:rFonts w:ascii="Helvetica" w:hAnsi="Helvetica" w:eastAsia="Helvetica" w:cs="Helvetica"/>
-                <w:i w:val="false"/>
-                <w:b w:val="false"/>
-                <w:u w:val="none"/>
-                <w:sz w:val="22"/>
-                <w:szCs w:val="22"/>
-                <w:color w:val="000000"/>
-              </w:rPr>
-              <w:t xml:space="preserve">0.310</w:t>
+              <w:t xml:space="preserve">1.83</w:t>
+            </w:r>
+          </w:p>
+        </w:tc>
+        <w:tc>
+          <w:tcPr>
+            <w:tcBorders>
+              <w:bottom w:val="none" w:sz="0" w:space="0" w:color="000000"/>
+              <w:top w:val="none" w:sz="0" w:space="0" w:color="000000"/>
+              <w:left w:val="none" w:sz="0" w:space="0" w:color="000000"/>
+              <w:right w:val="none" w:sz="0" w:space="0" w:color="000000"/>
+            </w:tcBorders>
+            <w:shd w:val="clear" w:color="auto" w:fill="FFFFFF"/>
+            <w:tcMar>
+              <w:top w:w="0" w:type="dxa"/>
+              <w:bottom w:w="0" w:type="dxa"/>
+              <w:left w:w="0" w:type="dxa"/>
+              <w:right w:w="0" w:type="dxa"/>
+            </w:tcMar>
+            <w:vAlign w:val="top"/>
+          </w:tcPr>
+          <w:p>
+            <w:pPr>
+              <w:pStyle w:val="Normal"/>
+              <w:jc w:val="center"/>
+              <w:pBdr>
+                <w:bottom w:val="none" w:sz="0" w:space="0" w:color="000000"/>
+                <w:top w:val="none" w:sz="0" w:space="0" w:color="000000"/>
+                <w:left w:val="none" w:sz="0" w:space="0" w:color="000000"/>
+                <w:right w:val="none" w:sz="0" w:space="0" w:color="000000"/>
+              </w:pBdr>
+              <w:spacing w:after="100" w:before="100" w:line="240"/>
+              <w:ind w:left="100" w:right="100" w:firstLine="0" w:firstLineChars="0"/>
+              <w:rPr>
+                <w:rFonts w:ascii="Helvetica" w:hAnsi="Helvetica" w:eastAsia="Helvetica" w:cs="Helvetica"/>
+                <w:i w:val="false"/>
+                <w:b w:val="false"/>
+                <w:u w:val="none"/>
+                <w:sz w:val="22"/>
+                <w:szCs w:val="22"/>
+                <w:color w:val="000000"/>
+              </w:rPr>
+            </w:pPr>
+            <w:r>
+              <w:rPr>
+                <w:rFonts w:ascii="Helvetica" w:hAnsi="Helvetica" w:eastAsia="Helvetica" w:cs="Helvetica"/>
+                <w:i w:val="false"/>
+                <w:b w:val="false"/>
+                <w:u w:val="none"/>
+                <w:sz w:val="22"/>
+                <w:szCs w:val="22"/>
+                <w:color w:val="000000"/>
+              </w:rPr>
+              <w:t xml:space="preserve">0.59, 5.63</w:t>
+            </w:r>
+          </w:p>
+        </w:tc>
+        <w:tc>
+          <w:tcPr>
+            <w:tcBorders>
+              <w:bottom w:val="none" w:sz="0" w:space="0" w:color="000000"/>
+              <w:top w:val="none" w:sz="0" w:space="0" w:color="000000"/>
+              <w:left w:val="none" w:sz="0" w:space="0" w:color="000000"/>
+              <w:right w:val="none" w:sz="0" w:space="0" w:color="000000"/>
+            </w:tcBorders>
+            <w:shd w:val="clear" w:color="auto" w:fill="FFFFFF"/>
+            <w:tcMar>
+              <w:top w:w="0" w:type="dxa"/>
+              <w:bottom w:w="0" w:type="dxa"/>
+              <w:left w:w="0" w:type="dxa"/>
+              <w:right w:w="0" w:type="dxa"/>
+            </w:tcMar>
+            <w:vAlign w:val="top"/>
+          </w:tcPr>
+          <w:p>
+            <w:pPr>
+              <w:pStyle w:val="Normal"/>
+              <w:jc w:val="center"/>
+              <w:pBdr>
+                <w:bottom w:val="none" w:sz="0" w:space="0" w:color="000000"/>
+                <w:top w:val="none" w:sz="0" w:space="0" w:color="000000"/>
+                <w:left w:val="none" w:sz="0" w:space="0" w:color="000000"/>
+                <w:right w:val="none" w:sz="0" w:space="0" w:color="000000"/>
+              </w:pBdr>
+              <w:spacing w:after="100" w:before="100" w:line="240"/>
+              <w:ind w:left="100" w:right="100" w:firstLine="0" w:firstLineChars="0"/>
+              <w:rPr>
+                <w:rFonts w:ascii="Helvetica" w:hAnsi="Helvetica" w:eastAsia="Helvetica" w:cs="Helvetica"/>
+                <w:i w:val="false"/>
+                <w:b w:val="false"/>
+                <w:u w:val="none"/>
+                <w:sz w:val="22"/>
+                <w:szCs w:val="22"/>
+                <w:color w:val="000000"/>
+              </w:rPr>
+            </w:pPr>
+            <w:r>
+              <w:rPr>
+                <w:rFonts w:ascii="Helvetica" w:hAnsi="Helvetica" w:eastAsia="Helvetica" w:cs="Helvetica"/>
+                <w:i w:val="false"/>
+                <w:b w:val="false"/>
+                <w:u w:val="none"/>
+                <w:sz w:val="22"/>
+                <w:szCs w:val="22"/>
+                <w:color w:val="000000"/>
+              </w:rPr>
+              <w:t xml:space="preserve">0.290</w:t>
             </w:r>
           </w:p>
         </w:tc>
@@ -5185,7 +5185,7 @@
                 <w:szCs w:val="22"/>
                 <w:color w:val="000000"/>
               </w:rPr>
-              <w:t xml:space="preserve">190</w:t>
+              <w:t xml:space="preserve">189</w:t>
             </w:r>
           </w:p>
         </w:tc>
@@ -5397,7 +5397,7 @@
                 <w:szCs w:val="22"/>
                 <w:color w:val="000000"/>
               </w:rPr>
-              <w:t xml:space="preserve">190</w:t>
+              <w:t xml:space="preserve">189</w:t>
             </w:r>
           </w:p>
         </w:tc>
@@ -6204,113 +6204,113 @@
                 <w:szCs w:val="22"/>
                 <w:color w:val="000000"/>
               </w:rPr>
-              <w:t xml:space="preserve">0.47</w:t>
-            </w:r>
-          </w:p>
-        </w:tc>
-        <w:tc>
-          <w:tcPr>
-            <w:tcBorders>
-              <w:bottom w:val="none" w:sz="0" w:space="0" w:color="000000"/>
-              <w:top w:val="none" w:sz="0" w:space="0" w:color="000000"/>
-              <w:left w:val="none" w:sz="0" w:space="0" w:color="000000"/>
-              <w:right w:val="none" w:sz="0" w:space="0" w:color="000000"/>
-            </w:tcBorders>
-            <w:shd w:val="clear" w:color="auto" w:fill="FFFFFF"/>
-            <w:tcMar>
-              <w:top w:w="0" w:type="dxa"/>
-              <w:bottom w:w="0" w:type="dxa"/>
-              <w:left w:w="0" w:type="dxa"/>
-              <w:right w:w="0" w:type="dxa"/>
-            </w:tcMar>
-            <w:vAlign w:val="top"/>
-          </w:tcPr>
-          <w:p>
-            <w:pPr>
-              <w:pStyle w:val="Normal"/>
-              <w:jc w:val="center"/>
-              <w:pBdr>
-                <w:bottom w:val="none" w:sz="0" w:space="0" w:color="000000"/>
-                <w:top w:val="none" w:sz="0" w:space="0" w:color="000000"/>
-                <w:left w:val="none" w:sz="0" w:space="0" w:color="000000"/>
-                <w:right w:val="none" w:sz="0" w:space="0" w:color="000000"/>
-              </w:pBdr>
-              <w:spacing w:after="100" w:before="100" w:line="240"/>
-              <w:ind w:left="100" w:right="100" w:firstLine="0" w:firstLineChars="0"/>
-              <w:rPr>
-                <w:rFonts w:ascii="Helvetica" w:hAnsi="Helvetica" w:eastAsia="Helvetica" w:cs="Helvetica"/>
-                <w:i w:val="false"/>
-                <w:b w:val="false"/>
-                <w:u w:val="none"/>
-                <w:sz w:val="22"/>
-                <w:szCs w:val="22"/>
-                <w:color w:val="000000"/>
-              </w:rPr>
-            </w:pPr>
-            <w:r>
-              <w:rPr>
-                <w:rFonts w:ascii="Helvetica" w:hAnsi="Helvetica" w:eastAsia="Helvetica" w:cs="Helvetica"/>
-                <w:i w:val="false"/>
-                <w:b w:val="false"/>
-                <w:u w:val="none"/>
-                <w:sz w:val="22"/>
-                <w:szCs w:val="22"/>
-                <w:color w:val="000000"/>
-              </w:rPr>
-              <w:t xml:space="preserve">0.07, 3.34</w:t>
-            </w:r>
-          </w:p>
-        </w:tc>
-        <w:tc>
-          <w:tcPr>
-            <w:tcBorders>
-              <w:bottom w:val="none" w:sz="0" w:space="0" w:color="000000"/>
-              <w:top w:val="none" w:sz="0" w:space="0" w:color="000000"/>
-              <w:left w:val="none" w:sz="0" w:space="0" w:color="000000"/>
-              <w:right w:val="none" w:sz="0" w:space="0" w:color="000000"/>
-            </w:tcBorders>
-            <w:shd w:val="clear" w:color="auto" w:fill="FFFFFF"/>
-            <w:tcMar>
-              <w:top w:w="0" w:type="dxa"/>
-              <w:bottom w:w="0" w:type="dxa"/>
-              <w:left w:w="0" w:type="dxa"/>
-              <w:right w:w="0" w:type="dxa"/>
-            </w:tcMar>
-            <w:vAlign w:val="top"/>
-          </w:tcPr>
-          <w:p>
-            <w:pPr>
-              <w:pStyle w:val="Normal"/>
-              <w:jc w:val="center"/>
-              <w:pBdr>
-                <w:bottom w:val="none" w:sz="0" w:space="0" w:color="000000"/>
-                <w:top w:val="none" w:sz="0" w:space="0" w:color="000000"/>
-                <w:left w:val="none" w:sz="0" w:space="0" w:color="000000"/>
-                <w:right w:val="none" w:sz="0" w:space="0" w:color="000000"/>
-              </w:pBdr>
-              <w:spacing w:after="100" w:before="100" w:line="240"/>
-              <w:ind w:left="100" w:right="100" w:firstLine="0" w:firstLineChars="0"/>
-              <w:rPr>
-                <w:rFonts w:ascii="Helvetica" w:hAnsi="Helvetica" w:eastAsia="Helvetica" w:cs="Helvetica"/>
-                <w:i w:val="false"/>
-                <w:b w:val="false"/>
-                <w:u w:val="none"/>
-                <w:sz w:val="22"/>
-                <w:szCs w:val="22"/>
-                <w:color w:val="000000"/>
-              </w:rPr>
-            </w:pPr>
-            <w:r>
-              <w:rPr>
-                <w:rFonts w:ascii="Helvetica" w:hAnsi="Helvetica" w:eastAsia="Helvetica" w:cs="Helvetica"/>
-                <w:i w:val="false"/>
-                <w:b w:val="false"/>
-                <w:u w:val="none"/>
-                <w:sz w:val="22"/>
-                <w:szCs w:val="22"/>
-                <w:color w:val="000000"/>
-              </w:rPr>
-              <w:t xml:space="preserve">0.450</w:t>
+              <w:t xml:space="preserve">0.45</w:t>
+            </w:r>
+          </w:p>
+        </w:tc>
+        <w:tc>
+          <w:tcPr>
+            <w:tcBorders>
+              <w:bottom w:val="none" w:sz="0" w:space="0" w:color="000000"/>
+              <w:top w:val="none" w:sz="0" w:space="0" w:color="000000"/>
+              <w:left w:val="none" w:sz="0" w:space="0" w:color="000000"/>
+              <w:right w:val="none" w:sz="0" w:space="0" w:color="000000"/>
+            </w:tcBorders>
+            <w:shd w:val="clear" w:color="auto" w:fill="FFFFFF"/>
+            <w:tcMar>
+              <w:top w:w="0" w:type="dxa"/>
+              <w:bottom w:w="0" w:type="dxa"/>
+              <w:left w:w="0" w:type="dxa"/>
+              <w:right w:w="0" w:type="dxa"/>
+            </w:tcMar>
+            <w:vAlign w:val="top"/>
+          </w:tcPr>
+          <w:p>
+            <w:pPr>
+              <w:pStyle w:val="Normal"/>
+              <w:jc w:val="center"/>
+              <w:pBdr>
+                <w:bottom w:val="none" w:sz="0" w:space="0" w:color="000000"/>
+                <w:top w:val="none" w:sz="0" w:space="0" w:color="000000"/>
+                <w:left w:val="none" w:sz="0" w:space="0" w:color="000000"/>
+                <w:right w:val="none" w:sz="0" w:space="0" w:color="000000"/>
+              </w:pBdr>
+              <w:spacing w:after="100" w:before="100" w:line="240"/>
+              <w:ind w:left="100" w:right="100" w:firstLine="0" w:firstLineChars="0"/>
+              <w:rPr>
+                <w:rFonts w:ascii="Helvetica" w:hAnsi="Helvetica" w:eastAsia="Helvetica" w:cs="Helvetica"/>
+                <w:i w:val="false"/>
+                <w:b w:val="false"/>
+                <w:u w:val="none"/>
+                <w:sz w:val="22"/>
+                <w:szCs w:val="22"/>
+                <w:color w:val="000000"/>
+              </w:rPr>
+            </w:pPr>
+            <w:r>
+              <w:rPr>
+                <w:rFonts w:ascii="Helvetica" w:hAnsi="Helvetica" w:eastAsia="Helvetica" w:cs="Helvetica"/>
+                <w:i w:val="false"/>
+                <w:b w:val="false"/>
+                <w:u w:val="none"/>
+                <w:sz w:val="22"/>
+                <w:szCs w:val="22"/>
+                <w:color w:val="000000"/>
+              </w:rPr>
+              <w:t xml:space="preserve">0.06, 3.19</w:t>
+            </w:r>
+          </w:p>
+        </w:tc>
+        <w:tc>
+          <w:tcPr>
+            <w:tcBorders>
+              <w:bottom w:val="none" w:sz="0" w:space="0" w:color="000000"/>
+              <w:top w:val="none" w:sz="0" w:space="0" w:color="000000"/>
+              <w:left w:val="none" w:sz="0" w:space="0" w:color="000000"/>
+              <w:right w:val="none" w:sz="0" w:space="0" w:color="000000"/>
+            </w:tcBorders>
+            <w:shd w:val="clear" w:color="auto" w:fill="FFFFFF"/>
+            <w:tcMar>
+              <w:top w:w="0" w:type="dxa"/>
+              <w:bottom w:w="0" w:type="dxa"/>
+              <w:left w:w="0" w:type="dxa"/>
+              <w:right w:w="0" w:type="dxa"/>
+            </w:tcMar>
+            <w:vAlign w:val="top"/>
+          </w:tcPr>
+          <w:p>
+            <w:pPr>
+              <w:pStyle w:val="Normal"/>
+              <w:jc w:val="center"/>
+              <w:pBdr>
+                <w:bottom w:val="none" w:sz="0" w:space="0" w:color="000000"/>
+                <w:top w:val="none" w:sz="0" w:space="0" w:color="000000"/>
+                <w:left w:val="none" w:sz="0" w:space="0" w:color="000000"/>
+                <w:right w:val="none" w:sz="0" w:space="0" w:color="000000"/>
+              </w:pBdr>
+              <w:spacing w:after="100" w:before="100" w:line="240"/>
+              <w:ind w:left="100" w:right="100" w:firstLine="0" w:firstLineChars="0"/>
+              <w:rPr>
+                <w:rFonts w:ascii="Helvetica" w:hAnsi="Helvetica" w:eastAsia="Helvetica" w:cs="Helvetica"/>
+                <w:i w:val="false"/>
+                <w:b w:val="false"/>
+                <w:u w:val="none"/>
+                <w:sz w:val="22"/>
+                <w:szCs w:val="22"/>
+                <w:color w:val="000000"/>
+              </w:rPr>
+            </w:pPr>
+            <w:r>
+              <w:rPr>
+                <w:rFonts w:ascii="Helvetica" w:hAnsi="Helvetica" w:eastAsia="Helvetica" w:cs="Helvetica"/>
+                <w:i w:val="false"/>
+                <w:b w:val="false"/>
+                <w:u w:val="none"/>
+                <w:sz w:val="22"/>
+                <w:szCs w:val="22"/>
+                <w:color w:val="000000"/>
+              </w:rPr>
+              <w:t xml:space="preserve">0.420</w:t>
             </w:r>
           </w:p>
         </w:tc>
@@ -6687,113 +6687,113 @@
                 <w:szCs w:val="22"/>
                 <w:color w:val="000000"/>
               </w:rPr>
-              <w:t xml:space="preserve">0.99</w:t>
-            </w:r>
-          </w:p>
-        </w:tc>
-        <w:tc>
-          <w:tcPr>
-            <w:tcBorders>
-              <w:bottom w:val="none" w:sz="0" w:space="0" w:color="000000"/>
-              <w:top w:val="none" w:sz="0" w:space="0" w:color="000000"/>
-              <w:left w:val="none" w:sz="0" w:space="0" w:color="000000"/>
-              <w:right w:val="none" w:sz="0" w:space="0" w:color="000000"/>
-            </w:tcBorders>
-            <w:shd w:val="clear" w:color="auto" w:fill="FFFFFF"/>
-            <w:tcMar>
-              <w:top w:w="0" w:type="dxa"/>
-              <w:bottom w:w="0" w:type="dxa"/>
-              <w:left w:w="0" w:type="dxa"/>
-              <w:right w:w="0" w:type="dxa"/>
-            </w:tcMar>
-            <w:vAlign w:val="top"/>
-          </w:tcPr>
-          <w:p>
-            <w:pPr>
-              <w:pStyle w:val="Normal"/>
-              <w:jc w:val="center"/>
-              <w:pBdr>
-                <w:bottom w:val="none" w:sz="0" w:space="0" w:color="000000"/>
-                <w:top w:val="none" w:sz="0" w:space="0" w:color="000000"/>
-                <w:left w:val="none" w:sz="0" w:space="0" w:color="000000"/>
-                <w:right w:val="none" w:sz="0" w:space="0" w:color="000000"/>
-              </w:pBdr>
-              <w:spacing w:after="100" w:before="100" w:line="240"/>
-              <w:ind w:left="100" w:right="100" w:firstLine="0" w:firstLineChars="0"/>
-              <w:rPr>
-                <w:rFonts w:ascii="Helvetica" w:hAnsi="Helvetica" w:eastAsia="Helvetica" w:cs="Helvetica"/>
-                <w:i w:val="false"/>
-                <w:b w:val="false"/>
-                <w:u w:val="none"/>
-                <w:sz w:val="22"/>
-                <w:szCs w:val="22"/>
-                <w:color w:val="000000"/>
-              </w:rPr>
-            </w:pPr>
-            <w:r>
-              <w:rPr>
-                <w:rFonts w:ascii="Helvetica" w:hAnsi="Helvetica" w:eastAsia="Helvetica" w:cs="Helvetica"/>
-                <w:i w:val="false"/>
-                <w:b w:val="false"/>
-                <w:u w:val="none"/>
-                <w:sz w:val="22"/>
-                <w:szCs w:val="22"/>
-                <w:color w:val="000000"/>
-              </w:rPr>
-              <w:t xml:space="preserve">0.15, 6.78</w:t>
-            </w:r>
-          </w:p>
-        </w:tc>
-        <w:tc>
-          <w:tcPr>
-            <w:tcBorders>
-              <w:bottom w:val="none" w:sz="0" w:space="0" w:color="000000"/>
-              <w:top w:val="none" w:sz="0" w:space="0" w:color="000000"/>
-              <w:left w:val="none" w:sz="0" w:space="0" w:color="000000"/>
-              <w:right w:val="none" w:sz="0" w:space="0" w:color="000000"/>
-            </w:tcBorders>
-            <w:shd w:val="clear" w:color="auto" w:fill="FFFFFF"/>
-            <w:tcMar>
-              <w:top w:w="0" w:type="dxa"/>
-              <w:bottom w:w="0" w:type="dxa"/>
-              <w:left w:w="0" w:type="dxa"/>
-              <w:right w:w="0" w:type="dxa"/>
-            </w:tcMar>
-            <w:vAlign w:val="top"/>
-          </w:tcPr>
-          <w:p>
-            <w:pPr>
-              <w:pStyle w:val="Normal"/>
-              <w:jc w:val="center"/>
-              <w:pBdr>
-                <w:bottom w:val="none" w:sz="0" w:space="0" w:color="000000"/>
-                <w:top w:val="none" w:sz="0" w:space="0" w:color="000000"/>
-                <w:left w:val="none" w:sz="0" w:space="0" w:color="000000"/>
-                <w:right w:val="none" w:sz="0" w:space="0" w:color="000000"/>
-              </w:pBdr>
-              <w:spacing w:after="100" w:before="100" w:line="240"/>
-              <w:ind w:left="100" w:right="100" w:firstLine="0" w:firstLineChars="0"/>
-              <w:rPr>
-                <w:rFonts w:ascii="Helvetica" w:hAnsi="Helvetica" w:eastAsia="Helvetica" w:cs="Helvetica"/>
-                <w:i w:val="false"/>
-                <w:b w:val="false"/>
-                <w:u w:val="none"/>
-                <w:sz w:val="22"/>
-                <w:szCs w:val="22"/>
-                <w:color w:val="000000"/>
-              </w:rPr>
-            </w:pPr>
-            <w:r>
-              <w:rPr>
-                <w:rFonts w:ascii="Helvetica" w:hAnsi="Helvetica" w:eastAsia="Helvetica" w:cs="Helvetica"/>
-                <w:i w:val="false"/>
-                <w:b w:val="false"/>
-                <w:u w:val="none"/>
-                <w:sz w:val="22"/>
-                <w:szCs w:val="22"/>
-                <w:color w:val="000000"/>
-              </w:rPr>
-              <w:t xml:space="preserve">0.990</w:t>
+              <w:t xml:space="preserve">0.95</w:t>
+            </w:r>
+          </w:p>
+        </w:tc>
+        <w:tc>
+          <w:tcPr>
+            <w:tcBorders>
+              <w:bottom w:val="none" w:sz="0" w:space="0" w:color="000000"/>
+              <w:top w:val="none" w:sz="0" w:space="0" w:color="000000"/>
+              <w:left w:val="none" w:sz="0" w:space="0" w:color="000000"/>
+              <w:right w:val="none" w:sz="0" w:space="0" w:color="000000"/>
+            </w:tcBorders>
+            <w:shd w:val="clear" w:color="auto" w:fill="FFFFFF"/>
+            <w:tcMar>
+              <w:top w:w="0" w:type="dxa"/>
+              <w:bottom w:w="0" w:type="dxa"/>
+              <w:left w:w="0" w:type="dxa"/>
+              <w:right w:w="0" w:type="dxa"/>
+            </w:tcMar>
+            <w:vAlign w:val="top"/>
+          </w:tcPr>
+          <w:p>
+            <w:pPr>
+              <w:pStyle w:val="Normal"/>
+              <w:jc w:val="center"/>
+              <w:pBdr>
+                <w:bottom w:val="none" w:sz="0" w:space="0" w:color="000000"/>
+                <w:top w:val="none" w:sz="0" w:space="0" w:color="000000"/>
+                <w:left w:val="none" w:sz="0" w:space="0" w:color="000000"/>
+                <w:right w:val="none" w:sz="0" w:space="0" w:color="000000"/>
+              </w:pBdr>
+              <w:spacing w:after="100" w:before="100" w:line="240"/>
+              <w:ind w:left="100" w:right="100" w:firstLine="0" w:firstLineChars="0"/>
+              <w:rPr>
+                <w:rFonts w:ascii="Helvetica" w:hAnsi="Helvetica" w:eastAsia="Helvetica" w:cs="Helvetica"/>
+                <w:i w:val="false"/>
+                <w:b w:val="false"/>
+                <w:u w:val="none"/>
+                <w:sz w:val="22"/>
+                <w:szCs w:val="22"/>
+                <w:color w:val="000000"/>
+              </w:rPr>
+            </w:pPr>
+            <w:r>
+              <w:rPr>
+                <w:rFonts w:ascii="Helvetica" w:hAnsi="Helvetica" w:eastAsia="Helvetica" w:cs="Helvetica"/>
+                <w:i w:val="false"/>
+                <w:b w:val="false"/>
+                <w:u w:val="none"/>
+                <w:sz w:val="22"/>
+                <w:szCs w:val="22"/>
+                <w:color w:val="000000"/>
+              </w:rPr>
+              <w:t xml:space="preserve">0.14, 6.46</w:t>
+            </w:r>
+          </w:p>
+        </w:tc>
+        <w:tc>
+          <w:tcPr>
+            <w:tcBorders>
+              <w:bottom w:val="none" w:sz="0" w:space="0" w:color="000000"/>
+              <w:top w:val="none" w:sz="0" w:space="0" w:color="000000"/>
+              <w:left w:val="none" w:sz="0" w:space="0" w:color="000000"/>
+              <w:right w:val="none" w:sz="0" w:space="0" w:color="000000"/>
+            </w:tcBorders>
+            <w:shd w:val="clear" w:color="auto" w:fill="FFFFFF"/>
+            <w:tcMar>
+              <w:top w:w="0" w:type="dxa"/>
+              <w:bottom w:w="0" w:type="dxa"/>
+              <w:left w:w="0" w:type="dxa"/>
+              <w:right w:w="0" w:type="dxa"/>
+            </w:tcMar>
+            <w:vAlign w:val="top"/>
+          </w:tcPr>
+          <w:p>
+            <w:pPr>
+              <w:pStyle w:val="Normal"/>
+              <w:jc w:val="center"/>
+              <w:pBdr>
+                <w:bottom w:val="none" w:sz="0" w:space="0" w:color="000000"/>
+                <w:top w:val="none" w:sz="0" w:space="0" w:color="000000"/>
+                <w:left w:val="none" w:sz="0" w:space="0" w:color="000000"/>
+                <w:right w:val="none" w:sz="0" w:space="0" w:color="000000"/>
+              </w:pBdr>
+              <w:spacing w:after="100" w:before="100" w:line="240"/>
+              <w:ind w:left="100" w:right="100" w:firstLine="0" w:firstLineChars="0"/>
+              <w:rPr>
+                <w:rFonts w:ascii="Helvetica" w:hAnsi="Helvetica" w:eastAsia="Helvetica" w:cs="Helvetica"/>
+                <w:i w:val="false"/>
+                <w:b w:val="false"/>
+                <w:u w:val="none"/>
+                <w:sz w:val="22"/>
+                <w:szCs w:val="22"/>
+                <w:color w:val="000000"/>
+              </w:rPr>
+            </w:pPr>
+            <w:r>
+              <w:rPr>
+                <w:rFonts w:ascii="Helvetica" w:hAnsi="Helvetica" w:eastAsia="Helvetica" w:cs="Helvetica"/>
+                <w:i w:val="false"/>
+                <w:b w:val="false"/>
+                <w:u w:val="none"/>
+                <w:sz w:val="22"/>
+                <w:szCs w:val="22"/>
+                <w:color w:val="000000"/>
+              </w:rPr>
+              <w:t xml:space="preserve">0.950</w:t>
             </w:r>
           </w:p>
         </w:tc>
@@ -7653,113 +7653,113 @@
                 <w:szCs w:val="22"/>
                 <w:color w:val="000000"/>
               </w:rPr>
-              <w:t xml:space="preserve">0.58</w:t>
-            </w:r>
-          </w:p>
-        </w:tc>
-        <w:tc>
-          <w:tcPr>
-            <w:tcBorders>
-              <w:bottom w:val="none" w:sz="0" w:space="0" w:color="000000"/>
-              <w:top w:val="none" w:sz="0" w:space="0" w:color="000000"/>
-              <w:left w:val="none" w:sz="0" w:space="0" w:color="000000"/>
-              <w:right w:val="none" w:sz="0" w:space="0" w:color="000000"/>
-            </w:tcBorders>
-            <w:shd w:val="clear" w:color="auto" w:fill="FFFFFF"/>
-            <w:tcMar>
-              <w:top w:w="0" w:type="dxa"/>
-              <w:bottom w:w="0" w:type="dxa"/>
-              <w:left w:w="0" w:type="dxa"/>
-              <w:right w:w="0" w:type="dxa"/>
-            </w:tcMar>
-            <w:vAlign w:val="top"/>
-          </w:tcPr>
-          <w:p>
-            <w:pPr>
-              <w:pStyle w:val="Normal"/>
-              <w:jc w:val="center"/>
-              <w:pBdr>
-                <w:bottom w:val="none" w:sz="0" w:space="0" w:color="000000"/>
-                <w:top w:val="none" w:sz="0" w:space="0" w:color="000000"/>
-                <w:left w:val="none" w:sz="0" w:space="0" w:color="000000"/>
-                <w:right w:val="none" w:sz="0" w:space="0" w:color="000000"/>
-              </w:pBdr>
-              <w:spacing w:after="100" w:before="100" w:line="240"/>
-              <w:ind w:left="100" w:right="100" w:firstLine="0" w:firstLineChars="0"/>
-              <w:rPr>
-                <w:rFonts w:ascii="Helvetica" w:hAnsi="Helvetica" w:eastAsia="Helvetica" w:cs="Helvetica"/>
-                <w:i w:val="false"/>
-                <w:b w:val="false"/>
-                <w:u w:val="none"/>
-                <w:sz w:val="22"/>
-                <w:szCs w:val="22"/>
-                <w:color w:val="000000"/>
-              </w:rPr>
-            </w:pPr>
-            <w:r>
-              <w:rPr>
-                <w:rFonts w:ascii="Helvetica" w:hAnsi="Helvetica" w:eastAsia="Helvetica" w:cs="Helvetica"/>
-                <w:i w:val="false"/>
-                <w:b w:val="false"/>
-                <w:u w:val="none"/>
-                <w:sz w:val="22"/>
-                <w:szCs w:val="22"/>
-                <w:color w:val="000000"/>
-              </w:rPr>
-              <w:t xml:space="preserve">0.11, 3.06</w:t>
-            </w:r>
-          </w:p>
-        </w:tc>
-        <w:tc>
-          <w:tcPr>
-            <w:tcBorders>
-              <w:bottom w:val="none" w:sz="0" w:space="0" w:color="000000"/>
-              <w:top w:val="none" w:sz="0" w:space="0" w:color="000000"/>
-              <w:left w:val="none" w:sz="0" w:space="0" w:color="000000"/>
-              <w:right w:val="none" w:sz="0" w:space="0" w:color="000000"/>
-            </w:tcBorders>
-            <w:shd w:val="clear" w:color="auto" w:fill="FFFFFF"/>
-            <w:tcMar>
-              <w:top w:w="0" w:type="dxa"/>
-              <w:bottom w:w="0" w:type="dxa"/>
-              <w:left w:w="0" w:type="dxa"/>
-              <w:right w:w="0" w:type="dxa"/>
-            </w:tcMar>
-            <w:vAlign w:val="top"/>
-          </w:tcPr>
-          <w:p>
-            <w:pPr>
-              <w:pStyle w:val="Normal"/>
-              <w:jc w:val="center"/>
-              <w:pBdr>
-                <w:bottom w:val="none" w:sz="0" w:space="0" w:color="000000"/>
-                <w:top w:val="none" w:sz="0" w:space="0" w:color="000000"/>
-                <w:left w:val="none" w:sz="0" w:space="0" w:color="000000"/>
-                <w:right w:val="none" w:sz="0" w:space="0" w:color="000000"/>
-              </w:pBdr>
-              <w:spacing w:after="100" w:before="100" w:line="240"/>
-              <w:ind w:left="100" w:right="100" w:firstLine="0" w:firstLineChars="0"/>
-              <w:rPr>
-                <w:rFonts w:ascii="Helvetica" w:hAnsi="Helvetica" w:eastAsia="Helvetica" w:cs="Helvetica"/>
-                <w:i w:val="false"/>
-                <w:b w:val="false"/>
-                <w:u w:val="none"/>
-                <w:sz w:val="22"/>
-                <w:szCs w:val="22"/>
-                <w:color w:val="000000"/>
-              </w:rPr>
-            </w:pPr>
-            <w:r>
-              <w:rPr>
-                <w:rFonts w:ascii="Helvetica" w:hAnsi="Helvetica" w:eastAsia="Helvetica" w:cs="Helvetica"/>
-                <w:i w:val="false"/>
-                <w:b w:val="false"/>
-                <w:u w:val="none"/>
-                <w:sz w:val="22"/>
-                <w:szCs w:val="22"/>
-                <w:color w:val="000000"/>
-              </w:rPr>
-              <w:t xml:space="preserve">0.520</w:t>
+              <w:t xml:space="preserve">0.55</w:t>
+            </w:r>
+          </w:p>
+        </w:tc>
+        <w:tc>
+          <w:tcPr>
+            <w:tcBorders>
+              <w:bottom w:val="none" w:sz="0" w:space="0" w:color="000000"/>
+              <w:top w:val="none" w:sz="0" w:space="0" w:color="000000"/>
+              <w:left w:val="none" w:sz="0" w:space="0" w:color="000000"/>
+              <w:right w:val="none" w:sz="0" w:space="0" w:color="000000"/>
+            </w:tcBorders>
+            <w:shd w:val="clear" w:color="auto" w:fill="FFFFFF"/>
+            <w:tcMar>
+              <w:top w:w="0" w:type="dxa"/>
+              <w:bottom w:w="0" w:type="dxa"/>
+              <w:left w:w="0" w:type="dxa"/>
+              <w:right w:w="0" w:type="dxa"/>
+            </w:tcMar>
+            <w:vAlign w:val="top"/>
+          </w:tcPr>
+          <w:p>
+            <w:pPr>
+              <w:pStyle w:val="Normal"/>
+              <w:jc w:val="center"/>
+              <w:pBdr>
+                <w:bottom w:val="none" w:sz="0" w:space="0" w:color="000000"/>
+                <w:top w:val="none" w:sz="0" w:space="0" w:color="000000"/>
+                <w:left w:val="none" w:sz="0" w:space="0" w:color="000000"/>
+                <w:right w:val="none" w:sz="0" w:space="0" w:color="000000"/>
+              </w:pBdr>
+              <w:spacing w:after="100" w:before="100" w:line="240"/>
+              <w:ind w:left="100" w:right="100" w:firstLine="0" w:firstLineChars="0"/>
+              <w:rPr>
+                <w:rFonts w:ascii="Helvetica" w:hAnsi="Helvetica" w:eastAsia="Helvetica" w:cs="Helvetica"/>
+                <w:i w:val="false"/>
+                <w:b w:val="false"/>
+                <w:u w:val="none"/>
+                <w:sz w:val="22"/>
+                <w:szCs w:val="22"/>
+                <w:color w:val="000000"/>
+              </w:rPr>
+            </w:pPr>
+            <w:r>
+              <w:rPr>
+                <w:rFonts w:ascii="Helvetica" w:hAnsi="Helvetica" w:eastAsia="Helvetica" w:cs="Helvetica"/>
+                <w:i w:val="false"/>
+                <w:b w:val="false"/>
+                <w:u w:val="none"/>
+                <w:sz w:val="22"/>
+                <w:szCs w:val="22"/>
+                <w:color w:val="000000"/>
+              </w:rPr>
+              <w:t xml:space="preserve">0.10, 2.91</w:t>
+            </w:r>
+          </w:p>
+        </w:tc>
+        <w:tc>
+          <w:tcPr>
+            <w:tcBorders>
+              <w:bottom w:val="none" w:sz="0" w:space="0" w:color="000000"/>
+              <w:top w:val="none" w:sz="0" w:space="0" w:color="000000"/>
+              <w:left w:val="none" w:sz="0" w:space="0" w:color="000000"/>
+              <w:right w:val="none" w:sz="0" w:space="0" w:color="000000"/>
+            </w:tcBorders>
+            <w:shd w:val="clear" w:color="auto" w:fill="FFFFFF"/>
+            <w:tcMar>
+              <w:top w:w="0" w:type="dxa"/>
+              <w:bottom w:w="0" w:type="dxa"/>
+              <w:left w:w="0" w:type="dxa"/>
+              <w:right w:w="0" w:type="dxa"/>
+            </w:tcMar>
+            <w:vAlign w:val="top"/>
+          </w:tcPr>
+          <w:p>
+            <w:pPr>
+              <w:pStyle w:val="Normal"/>
+              <w:jc w:val="center"/>
+              <w:pBdr>
+                <w:bottom w:val="none" w:sz="0" w:space="0" w:color="000000"/>
+                <w:top w:val="none" w:sz="0" w:space="0" w:color="000000"/>
+                <w:left w:val="none" w:sz="0" w:space="0" w:color="000000"/>
+                <w:right w:val="none" w:sz="0" w:space="0" w:color="000000"/>
+              </w:pBdr>
+              <w:spacing w:after="100" w:before="100" w:line="240"/>
+              <w:ind w:left="100" w:right="100" w:firstLine="0" w:firstLineChars="0"/>
+              <w:rPr>
+                <w:rFonts w:ascii="Helvetica" w:hAnsi="Helvetica" w:eastAsia="Helvetica" w:cs="Helvetica"/>
+                <w:i w:val="false"/>
+                <w:b w:val="false"/>
+                <w:u w:val="none"/>
+                <w:sz w:val="22"/>
+                <w:szCs w:val="22"/>
+                <w:color w:val="000000"/>
+              </w:rPr>
+            </w:pPr>
+            <w:r>
+              <w:rPr>
+                <w:rFonts w:ascii="Helvetica" w:hAnsi="Helvetica" w:eastAsia="Helvetica" w:cs="Helvetica"/>
+                <w:i w:val="false"/>
+                <w:b w:val="false"/>
+                <w:u w:val="none"/>
+                <w:sz w:val="22"/>
+                <w:szCs w:val="22"/>
+                <w:color w:val="000000"/>
+              </w:rPr>
+              <w:t xml:space="preserve">0.480</w:t>
             </w:r>
           </w:p>
         </w:tc>
@@ -8136,113 +8136,113 @@
                 <w:szCs w:val="22"/>
                 <w:color w:val="000000"/>
               </w:rPr>
-              <w:t xml:space="preserve">1.48</w:t>
-            </w:r>
-          </w:p>
-        </w:tc>
-        <w:tc>
-          <w:tcPr>
-            <w:tcBorders>
-              <w:bottom w:val="none" w:sz="0" w:space="0" w:color="000000"/>
-              <w:top w:val="none" w:sz="0" w:space="0" w:color="000000"/>
-              <w:left w:val="none" w:sz="0" w:space="0" w:color="000000"/>
-              <w:right w:val="none" w:sz="0" w:space="0" w:color="000000"/>
-            </w:tcBorders>
-            <w:shd w:val="clear" w:color="auto" w:fill="FFFFFF"/>
-            <w:tcMar>
-              <w:top w:w="0" w:type="dxa"/>
-              <w:bottom w:w="0" w:type="dxa"/>
-              <w:left w:w="0" w:type="dxa"/>
-              <w:right w:w="0" w:type="dxa"/>
-            </w:tcMar>
-            <w:vAlign w:val="top"/>
-          </w:tcPr>
-          <w:p>
-            <w:pPr>
-              <w:pStyle w:val="Normal"/>
-              <w:jc w:val="center"/>
-              <w:pBdr>
-                <w:bottom w:val="none" w:sz="0" w:space="0" w:color="000000"/>
-                <w:top w:val="none" w:sz="0" w:space="0" w:color="000000"/>
-                <w:left w:val="none" w:sz="0" w:space="0" w:color="000000"/>
-                <w:right w:val="none" w:sz="0" w:space="0" w:color="000000"/>
-              </w:pBdr>
-              <w:spacing w:after="100" w:before="100" w:line="240"/>
-              <w:ind w:left="100" w:right="100" w:firstLine="0" w:firstLineChars="0"/>
-              <w:rPr>
-                <w:rFonts w:ascii="Helvetica" w:hAnsi="Helvetica" w:eastAsia="Helvetica" w:cs="Helvetica"/>
-                <w:i w:val="false"/>
-                <w:b w:val="false"/>
-                <w:u w:val="none"/>
-                <w:sz w:val="22"/>
-                <w:szCs w:val="22"/>
-                <w:color w:val="000000"/>
-              </w:rPr>
-            </w:pPr>
-            <w:r>
-              <w:rPr>
-                <w:rFonts w:ascii="Helvetica" w:hAnsi="Helvetica" w:eastAsia="Helvetica" w:cs="Helvetica"/>
-                <w:i w:val="false"/>
-                <w:b w:val="false"/>
-                <w:u w:val="none"/>
-                <w:sz w:val="22"/>
-                <w:szCs w:val="22"/>
-                <w:color w:val="000000"/>
-              </w:rPr>
-              <w:t xml:space="preserve">0.21, 10.3</w:t>
-            </w:r>
-          </w:p>
-        </w:tc>
-        <w:tc>
-          <w:tcPr>
-            <w:tcBorders>
-              <w:bottom w:val="none" w:sz="0" w:space="0" w:color="000000"/>
-              <w:top w:val="none" w:sz="0" w:space="0" w:color="000000"/>
-              <w:left w:val="none" w:sz="0" w:space="0" w:color="000000"/>
-              <w:right w:val="none" w:sz="0" w:space="0" w:color="000000"/>
-            </w:tcBorders>
-            <w:shd w:val="clear" w:color="auto" w:fill="FFFFFF"/>
-            <w:tcMar>
-              <w:top w:w="0" w:type="dxa"/>
-              <w:bottom w:w="0" w:type="dxa"/>
-              <w:left w:w="0" w:type="dxa"/>
-              <w:right w:w="0" w:type="dxa"/>
-            </w:tcMar>
-            <w:vAlign w:val="top"/>
-          </w:tcPr>
-          <w:p>
-            <w:pPr>
-              <w:pStyle w:val="Normal"/>
-              <w:jc w:val="center"/>
-              <w:pBdr>
-                <w:bottom w:val="none" w:sz="0" w:space="0" w:color="000000"/>
-                <w:top w:val="none" w:sz="0" w:space="0" w:color="000000"/>
-                <w:left w:val="none" w:sz="0" w:space="0" w:color="000000"/>
-                <w:right w:val="none" w:sz="0" w:space="0" w:color="000000"/>
-              </w:pBdr>
-              <w:spacing w:after="100" w:before="100" w:line="240"/>
-              <w:ind w:left="100" w:right="100" w:firstLine="0" w:firstLineChars="0"/>
-              <w:rPr>
-                <w:rFonts w:ascii="Helvetica" w:hAnsi="Helvetica" w:eastAsia="Helvetica" w:cs="Helvetica"/>
-                <w:i w:val="false"/>
-                <w:b w:val="false"/>
-                <w:u w:val="none"/>
-                <w:sz w:val="22"/>
-                <w:szCs w:val="22"/>
-                <w:color w:val="000000"/>
-              </w:rPr>
-            </w:pPr>
-            <w:r>
-              <w:rPr>
-                <w:rFonts w:ascii="Helvetica" w:hAnsi="Helvetica" w:eastAsia="Helvetica" w:cs="Helvetica"/>
-                <w:i w:val="false"/>
-                <w:b w:val="false"/>
-                <w:u w:val="none"/>
-                <w:sz w:val="22"/>
-                <w:szCs w:val="22"/>
-                <w:color w:val="000000"/>
-              </w:rPr>
-              <w:t xml:space="preserve">0.690</w:t>
+              <w:t xml:space="preserve">1.41</w:t>
+            </w:r>
+          </w:p>
+        </w:tc>
+        <w:tc>
+          <w:tcPr>
+            <w:tcBorders>
+              <w:bottom w:val="none" w:sz="0" w:space="0" w:color="000000"/>
+              <w:top w:val="none" w:sz="0" w:space="0" w:color="000000"/>
+              <w:left w:val="none" w:sz="0" w:space="0" w:color="000000"/>
+              <w:right w:val="none" w:sz="0" w:space="0" w:color="000000"/>
+            </w:tcBorders>
+            <w:shd w:val="clear" w:color="auto" w:fill="FFFFFF"/>
+            <w:tcMar>
+              <w:top w:w="0" w:type="dxa"/>
+              <w:bottom w:w="0" w:type="dxa"/>
+              <w:left w:w="0" w:type="dxa"/>
+              <w:right w:w="0" w:type="dxa"/>
+            </w:tcMar>
+            <w:vAlign w:val="top"/>
+          </w:tcPr>
+          <w:p>
+            <w:pPr>
+              <w:pStyle w:val="Normal"/>
+              <w:jc w:val="center"/>
+              <w:pBdr>
+                <w:bottom w:val="none" w:sz="0" w:space="0" w:color="000000"/>
+                <w:top w:val="none" w:sz="0" w:space="0" w:color="000000"/>
+                <w:left w:val="none" w:sz="0" w:space="0" w:color="000000"/>
+                <w:right w:val="none" w:sz="0" w:space="0" w:color="000000"/>
+              </w:pBdr>
+              <w:spacing w:after="100" w:before="100" w:line="240"/>
+              <w:ind w:left="100" w:right="100" w:firstLine="0" w:firstLineChars="0"/>
+              <w:rPr>
+                <w:rFonts w:ascii="Helvetica" w:hAnsi="Helvetica" w:eastAsia="Helvetica" w:cs="Helvetica"/>
+                <w:i w:val="false"/>
+                <w:b w:val="false"/>
+                <w:u w:val="none"/>
+                <w:sz w:val="22"/>
+                <w:szCs w:val="22"/>
+                <w:color w:val="000000"/>
+              </w:rPr>
+            </w:pPr>
+            <w:r>
+              <w:rPr>
+                <w:rFonts w:ascii="Helvetica" w:hAnsi="Helvetica" w:eastAsia="Helvetica" w:cs="Helvetica"/>
+                <w:i w:val="false"/>
+                <w:b w:val="false"/>
+                <w:u w:val="none"/>
+                <w:sz w:val="22"/>
+                <w:szCs w:val="22"/>
+                <w:color w:val="000000"/>
+              </w:rPr>
+              <w:t xml:space="preserve">0.20, 9.80</w:t>
+            </w:r>
+          </w:p>
+        </w:tc>
+        <w:tc>
+          <w:tcPr>
+            <w:tcBorders>
+              <w:bottom w:val="none" w:sz="0" w:space="0" w:color="000000"/>
+              <w:top w:val="none" w:sz="0" w:space="0" w:color="000000"/>
+              <w:left w:val="none" w:sz="0" w:space="0" w:color="000000"/>
+              <w:right w:val="none" w:sz="0" w:space="0" w:color="000000"/>
+            </w:tcBorders>
+            <w:shd w:val="clear" w:color="auto" w:fill="FFFFFF"/>
+            <w:tcMar>
+              <w:top w:w="0" w:type="dxa"/>
+              <w:bottom w:w="0" w:type="dxa"/>
+              <w:left w:w="0" w:type="dxa"/>
+              <w:right w:w="0" w:type="dxa"/>
+            </w:tcMar>
+            <w:vAlign w:val="top"/>
+          </w:tcPr>
+          <w:p>
+            <w:pPr>
+              <w:pStyle w:val="Normal"/>
+              <w:jc w:val="center"/>
+              <w:pBdr>
+                <w:bottom w:val="none" w:sz="0" w:space="0" w:color="000000"/>
+                <w:top w:val="none" w:sz="0" w:space="0" w:color="000000"/>
+                <w:left w:val="none" w:sz="0" w:space="0" w:color="000000"/>
+                <w:right w:val="none" w:sz="0" w:space="0" w:color="000000"/>
+              </w:pBdr>
+              <w:spacing w:after="100" w:before="100" w:line="240"/>
+              <w:ind w:left="100" w:right="100" w:firstLine="0" w:firstLineChars="0"/>
+              <w:rPr>
+                <w:rFonts w:ascii="Helvetica" w:hAnsi="Helvetica" w:eastAsia="Helvetica" w:cs="Helvetica"/>
+                <w:i w:val="false"/>
+                <w:b w:val="false"/>
+                <w:u w:val="none"/>
+                <w:sz w:val="22"/>
+                <w:szCs w:val="22"/>
+                <w:color w:val="000000"/>
+              </w:rPr>
+            </w:pPr>
+            <w:r>
+              <w:rPr>
+                <w:rFonts w:ascii="Helvetica" w:hAnsi="Helvetica" w:eastAsia="Helvetica" w:cs="Helvetica"/>
+                <w:i w:val="false"/>
+                <w:b w:val="false"/>
+                <w:u w:val="none"/>
+                <w:sz w:val="22"/>
+                <w:szCs w:val="22"/>
+                <w:color w:val="000000"/>
+              </w:rPr>
+              <w:t xml:space="preserve">0.730</w:t>
             </w:r>
           </w:p>
         </w:tc>
@@ -9049,7 +9049,7 @@
                 <w:szCs w:val="22"/>
                 <w:color w:val="000000"/>
               </w:rPr>
-              <w:t xml:space="preserve">190</w:t>
+              <w:t xml:space="preserve">189</w:t>
             </w:r>
           </w:p>
         </w:tc>
@@ -9261,7 +9261,7 @@
                 <w:szCs w:val="22"/>
                 <w:color w:val="000000"/>
               </w:rPr>
-              <w:t xml:space="preserve">190</w:t>
+              <w:t xml:space="preserve">189</w:t>
             </w:r>
           </w:p>
         </w:tc>
@@ -10068,60 +10068,60 @@
                 <w:szCs w:val="22"/>
                 <w:color w:val="000000"/>
               </w:rPr>
-              <w:t xml:space="preserve">0.42</w:t>
-            </w:r>
-          </w:p>
-        </w:tc>
-        <w:tc>
-          <w:tcPr>
-            <w:tcBorders>
-              <w:bottom w:val="none" w:sz="0" w:space="0" w:color="000000"/>
-              <w:top w:val="none" w:sz="0" w:space="0" w:color="000000"/>
-              <w:left w:val="none" w:sz="0" w:space="0" w:color="000000"/>
-              <w:right w:val="none" w:sz="0" w:space="0" w:color="000000"/>
-            </w:tcBorders>
-            <w:shd w:val="clear" w:color="auto" w:fill="FFFFFF"/>
-            <w:tcMar>
-              <w:top w:w="0" w:type="dxa"/>
-              <w:bottom w:w="0" w:type="dxa"/>
-              <w:left w:w="0" w:type="dxa"/>
-              <w:right w:w="0" w:type="dxa"/>
-            </w:tcMar>
-            <w:vAlign w:val="top"/>
-          </w:tcPr>
-          <w:p>
-            <w:pPr>
-              <w:pStyle w:val="Normal"/>
-              <w:jc w:val="center"/>
-              <w:pBdr>
-                <w:bottom w:val="none" w:sz="0" w:space="0" w:color="000000"/>
-                <w:top w:val="none" w:sz="0" w:space="0" w:color="000000"/>
-                <w:left w:val="none" w:sz="0" w:space="0" w:color="000000"/>
-                <w:right w:val="none" w:sz="0" w:space="0" w:color="000000"/>
-              </w:pBdr>
-              <w:spacing w:after="100" w:before="100" w:line="240"/>
-              <w:ind w:left="100" w:right="100" w:firstLine="0" w:firstLineChars="0"/>
-              <w:rPr>
-                <w:rFonts w:ascii="Helvetica" w:hAnsi="Helvetica" w:eastAsia="Helvetica" w:cs="Helvetica"/>
-                <w:i w:val="false"/>
-                <w:b w:val="false"/>
-                <w:u w:val="none"/>
-                <w:sz w:val="22"/>
-                <w:szCs w:val="22"/>
-                <w:color w:val="000000"/>
-              </w:rPr>
-            </w:pPr>
-            <w:r>
-              <w:rPr>
-                <w:rFonts w:ascii="Helvetica" w:hAnsi="Helvetica" w:eastAsia="Helvetica" w:cs="Helvetica"/>
-                <w:i w:val="false"/>
-                <w:b w:val="false"/>
-                <w:u w:val="none"/>
-                <w:sz w:val="22"/>
-                <w:szCs w:val="22"/>
-                <w:color w:val="000000"/>
-              </w:rPr>
-              <w:t xml:space="preserve">0.14, 1.28</w:t>
+              <w:t xml:space="preserve">0.41</w:t>
+            </w:r>
+          </w:p>
+        </w:tc>
+        <w:tc>
+          <w:tcPr>
+            <w:tcBorders>
+              <w:bottom w:val="none" w:sz="0" w:space="0" w:color="000000"/>
+              <w:top w:val="none" w:sz="0" w:space="0" w:color="000000"/>
+              <w:left w:val="none" w:sz="0" w:space="0" w:color="000000"/>
+              <w:right w:val="none" w:sz="0" w:space="0" w:color="000000"/>
+            </w:tcBorders>
+            <w:shd w:val="clear" w:color="auto" w:fill="FFFFFF"/>
+            <w:tcMar>
+              <w:top w:w="0" w:type="dxa"/>
+              <w:bottom w:w="0" w:type="dxa"/>
+              <w:left w:w="0" w:type="dxa"/>
+              <w:right w:w="0" w:type="dxa"/>
+            </w:tcMar>
+            <w:vAlign w:val="top"/>
+          </w:tcPr>
+          <w:p>
+            <w:pPr>
+              <w:pStyle w:val="Normal"/>
+              <w:jc w:val="center"/>
+              <w:pBdr>
+                <w:bottom w:val="none" w:sz="0" w:space="0" w:color="000000"/>
+                <w:top w:val="none" w:sz="0" w:space="0" w:color="000000"/>
+                <w:left w:val="none" w:sz="0" w:space="0" w:color="000000"/>
+                <w:right w:val="none" w:sz="0" w:space="0" w:color="000000"/>
+              </w:pBdr>
+              <w:spacing w:after="100" w:before="100" w:line="240"/>
+              <w:ind w:left="100" w:right="100" w:firstLine="0" w:firstLineChars="0"/>
+              <w:rPr>
+                <w:rFonts w:ascii="Helvetica" w:hAnsi="Helvetica" w:eastAsia="Helvetica" w:cs="Helvetica"/>
+                <w:i w:val="false"/>
+                <w:b w:val="false"/>
+                <w:u w:val="none"/>
+                <w:sz w:val="22"/>
+                <w:szCs w:val="22"/>
+                <w:color w:val="000000"/>
+              </w:rPr>
+            </w:pPr>
+            <w:r>
+              <w:rPr>
+                <w:rFonts w:ascii="Helvetica" w:hAnsi="Helvetica" w:eastAsia="Helvetica" w:cs="Helvetica"/>
+                <w:i w:val="false"/>
+                <w:b w:val="false"/>
+                <w:u w:val="none"/>
+                <w:sz w:val="22"/>
+                <w:szCs w:val="22"/>
+                <w:color w:val="000000"/>
+              </w:rPr>
+              <w:t xml:space="preserve">0.13, 1.25</w:t>
             </w:r>
           </w:p>
         </w:tc>
@@ -10498,219 +10498,219 @@
                 <w:szCs w:val="22"/>
                 <w:color w:val="000000"/>
               </w:rPr>
-              <w:t xml:space="preserve">190</w:t>
-            </w:r>
-          </w:p>
-        </w:tc>
-        <w:tc>
-          <w:tcPr>
-            <w:tcBorders>
-              <w:bottom w:val="none" w:sz="0" w:space="0" w:color="000000"/>
-              <w:top w:val="none" w:sz="0" w:space="0" w:color="000000"/>
-              <w:left w:val="none" w:sz="0" w:space="0" w:color="000000"/>
-              <w:right w:val="none" w:sz="0" w:space="0" w:color="000000"/>
-            </w:tcBorders>
-            <w:shd w:val="clear" w:color="auto" w:fill="FFFFFF"/>
-            <w:tcMar>
-              <w:top w:w="0" w:type="dxa"/>
-              <w:bottom w:w="0" w:type="dxa"/>
-              <w:left w:w="0" w:type="dxa"/>
-              <w:right w:w="0" w:type="dxa"/>
-            </w:tcMar>
-            <w:vAlign w:val="top"/>
-          </w:tcPr>
-          <w:p>
-            <w:pPr>
-              <w:pStyle w:val="Normal"/>
-              <w:jc w:val="center"/>
-              <w:pBdr>
-                <w:bottom w:val="none" w:sz="0" w:space="0" w:color="000000"/>
-                <w:top w:val="none" w:sz="0" w:space="0" w:color="000000"/>
-                <w:left w:val="none" w:sz="0" w:space="0" w:color="000000"/>
-                <w:right w:val="none" w:sz="0" w:space="0" w:color="000000"/>
-              </w:pBdr>
-              <w:spacing w:after="100" w:before="100" w:line="240"/>
-              <w:ind w:left="100" w:right="100" w:firstLine="0" w:firstLineChars="0"/>
-              <w:rPr>
-                <w:rFonts w:ascii="Helvetica" w:hAnsi="Helvetica" w:eastAsia="Helvetica" w:cs="Helvetica"/>
-                <w:i w:val="false"/>
-                <w:b w:val="false"/>
-                <w:u w:val="none"/>
-                <w:sz w:val="22"/>
-                <w:szCs w:val="22"/>
-                <w:color w:val="000000"/>
-              </w:rPr>
-            </w:pPr>
-            <w:r>
-              <w:rPr>
-                <w:rFonts w:ascii="Helvetica" w:hAnsi="Helvetica" w:eastAsia="Helvetica" w:cs="Helvetica"/>
-                <w:i w:val="false"/>
-                <w:b w:val="false"/>
-                <w:u w:val="none"/>
-                <w:sz w:val="22"/>
-                <w:szCs w:val="22"/>
-                <w:color w:val="000000"/>
-              </w:rPr>
-              <w:t xml:space="preserve">1.76</w:t>
-            </w:r>
-          </w:p>
-        </w:tc>
-        <w:tc>
-          <w:tcPr>
-            <w:tcBorders>
-              <w:bottom w:val="none" w:sz="0" w:space="0" w:color="000000"/>
-              <w:top w:val="none" w:sz="0" w:space="0" w:color="000000"/>
-              <w:left w:val="none" w:sz="0" w:space="0" w:color="000000"/>
-              <w:right w:val="none" w:sz="0" w:space="0" w:color="000000"/>
-            </w:tcBorders>
-            <w:shd w:val="clear" w:color="auto" w:fill="FFFFFF"/>
-            <w:tcMar>
-              <w:top w:w="0" w:type="dxa"/>
-              <w:bottom w:w="0" w:type="dxa"/>
-              <w:left w:w="0" w:type="dxa"/>
-              <w:right w:w="0" w:type="dxa"/>
-            </w:tcMar>
-            <w:vAlign w:val="top"/>
-          </w:tcPr>
-          <w:p>
-            <w:pPr>
-              <w:pStyle w:val="Normal"/>
-              <w:jc w:val="center"/>
-              <w:pBdr>
-                <w:bottom w:val="none" w:sz="0" w:space="0" w:color="000000"/>
-                <w:top w:val="none" w:sz="0" w:space="0" w:color="000000"/>
-                <w:left w:val="none" w:sz="0" w:space="0" w:color="000000"/>
-                <w:right w:val="none" w:sz="0" w:space="0" w:color="000000"/>
-              </w:pBdr>
-              <w:spacing w:after="100" w:before="100" w:line="240"/>
-              <w:ind w:left="100" w:right="100" w:firstLine="0" w:firstLineChars="0"/>
-              <w:rPr>
-                <w:rFonts w:ascii="Helvetica" w:hAnsi="Helvetica" w:eastAsia="Helvetica" w:cs="Helvetica"/>
-                <w:i w:val="false"/>
-                <w:b w:val="false"/>
-                <w:u w:val="none"/>
-                <w:sz w:val="22"/>
-                <w:szCs w:val="22"/>
-                <w:color w:val="000000"/>
-              </w:rPr>
-            </w:pPr>
-            <w:r>
-              <w:rPr>
-                <w:rFonts w:ascii="Helvetica" w:hAnsi="Helvetica" w:eastAsia="Helvetica" w:cs="Helvetica"/>
-                <w:i w:val="false"/>
-                <w:b w:val="false"/>
-                <w:u w:val="none"/>
-                <w:sz w:val="22"/>
-                <w:szCs w:val="22"/>
-                <w:color w:val="000000"/>
-              </w:rPr>
-              <w:t xml:space="preserve">0.48, 6.52</w:t>
-            </w:r>
-          </w:p>
-        </w:tc>
-        <w:tc>
-          <w:tcPr>
-            <w:tcBorders>
-              <w:bottom w:val="none" w:sz="0" w:space="0" w:color="000000"/>
-              <w:top w:val="none" w:sz="0" w:space="0" w:color="000000"/>
-              <w:left w:val="none" w:sz="0" w:space="0" w:color="000000"/>
-              <w:right w:val="none" w:sz="0" w:space="0" w:color="000000"/>
-            </w:tcBorders>
-            <w:shd w:val="clear" w:color="auto" w:fill="FFFFFF"/>
-            <w:tcMar>
-              <w:top w:w="0" w:type="dxa"/>
-              <w:bottom w:w="0" w:type="dxa"/>
-              <w:left w:w="0" w:type="dxa"/>
-              <w:right w:w="0" w:type="dxa"/>
-            </w:tcMar>
-            <w:vAlign w:val="top"/>
-          </w:tcPr>
-          <w:p>
-            <w:pPr>
-              <w:pStyle w:val="Normal"/>
-              <w:jc w:val="center"/>
-              <w:pBdr>
-                <w:bottom w:val="none" w:sz="0" w:space="0" w:color="000000"/>
-                <w:top w:val="none" w:sz="0" w:space="0" w:color="000000"/>
-                <w:left w:val="none" w:sz="0" w:space="0" w:color="000000"/>
-                <w:right w:val="none" w:sz="0" w:space="0" w:color="000000"/>
-              </w:pBdr>
-              <w:spacing w:after="100" w:before="100" w:line="240"/>
-              <w:ind w:left="100" w:right="100" w:firstLine="0" w:firstLineChars="0"/>
-              <w:rPr>
-                <w:rFonts w:ascii="Helvetica" w:hAnsi="Helvetica" w:eastAsia="Helvetica" w:cs="Helvetica"/>
-                <w:i w:val="false"/>
-                <w:b w:val="false"/>
-                <w:u w:val="none"/>
-                <w:sz w:val="22"/>
-                <w:szCs w:val="22"/>
-                <w:color w:val="000000"/>
-              </w:rPr>
-            </w:pPr>
-            <w:r>
-              <w:rPr>
-                <w:rFonts w:ascii="Helvetica" w:hAnsi="Helvetica" w:eastAsia="Helvetica" w:cs="Helvetica"/>
-                <w:i w:val="false"/>
-                <w:b w:val="false"/>
-                <w:u w:val="none"/>
-                <w:sz w:val="22"/>
-                <w:szCs w:val="22"/>
-                <w:color w:val="000000"/>
-              </w:rPr>
-              <w:t xml:space="preserve">0.400</w:t>
-            </w:r>
-          </w:p>
-        </w:tc>
-        <w:tc>
-          <w:tcPr>
-            <w:tcBorders>
-              <w:bottom w:val="none" w:sz="0" w:space="0" w:color="000000"/>
-              <w:top w:val="none" w:sz="0" w:space="0" w:color="000000"/>
-              <w:left w:val="none" w:sz="0" w:space="0" w:color="000000"/>
-              <w:right w:val="none" w:sz="0" w:space="0" w:color="000000"/>
-            </w:tcBorders>
-            <w:shd w:val="clear" w:color="auto" w:fill="FFFFFF"/>
-            <w:tcMar>
-              <w:top w:w="0" w:type="dxa"/>
-              <w:bottom w:w="0" w:type="dxa"/>
-              <w:left w:w="0" w:type="dxa"/>
-              <w:right w:w="0" w:type="dxa"/>
-            </w:tcMar>
-            <w:vAlign w:val="top"/>
-          </w:tcPr>
-          <w:p>
-            <w:pPr>
-              <w:pStyle w:val="Normal"/>
-              <w:jc w:val="center"/>
-              <w:pBdr>
-                <w:bottom w:val="none" w:sz="0" w:space="0" w:color="000000"/>
-                <w:top w:val="none" w:sz="0" w:space="0" w:color="000000"/>
-                <w:left w:val="none" w:sz="0" w:space="0" w:color="000000"/>
-                <w:right w:val="none" w:sz="0" w:space="0" w:color="000000"/>
-              </w:pBdr>
-              <w:spacing w:after="100" w:before="100" w:line="240"/>
-              <w:ind w:left="100" w:right="100" w:firstLine="0" w:firstLineChars="0"/>
-              <w:rPr>
-                <w:rFonts w:ascii="Helvetica" w:hAnsi="Helvetica" w:eastAsia="Helvetica" w:cs="Helvetica"/>
-                <w:i w:val="false"/>
-                <w:b w:val="false"/>
-                <w:u w:val="none"/>
-                <w:sz w:val="22"/>
-                <w:szCs w:val="22"/>
-                <w:color w:val="000000"/>
-              </w:rPr>
-            </w:pPr>
-            <w:r>
-              <w:rPr>
-                <w:rFonts w:ascii="Helvetica" w:hAnsi="Helvetica" w:eastAsia="Helvetica" w:cs="Helvetica"/>
-                <w:i w:val="false"/>
-                <w:b w:val="false"/>
-                <w:u w:val="none"/>
-                <w:sz w:val="22"/>
-                <w:szCs w:val="22"/>
-                <w:color w:val="000000"/>
-              </w:rPr>
-              <w:t xml:space="preserve">190</w:t>
+              <w:t xml:space="preserve">189</w:t>
+            </w:r>
+          </w:p>
+        </w:tc>
+        <w:tc>
+          <w:tcPr>
+            <w:tcBorders>
+              <w:bottom w:val="none" w:sz="0" w:space="0" w:color="000000"/>
+              <w:top w:val="none" w:sz="0" w:space="0" w:color="000000"/>
+              <w:left w:val="none" w:sz="0" w:space="0" w:color="000000"/>
+              <w:right w:val="none" w:sz="0" w:space="0" w:color="000000"/>
+            </w:tcBorders>
+            <w:shd w:val="clear" w:color="auto" w:fill="FFFFFF"/>
+            <w:tcMar>
+              <w:top w:w="0" w:type="dxa"/>
+              <w:bottom w:w="0" w:type="dxa"/>
+              <w:left w:w="0" w:type="dxa"/>
+              <w:right w:w="0" w:type="dxa"/>
+            </w:tcMar>
+            <w:vAlign w:val="top"/>
+          </w:tcPr>
+          <w:p>
+            <w:pPr>
+              <w:pStyle w:val="Normal"/>
+              <w:jc w:val="center"/>
+              <w:pBdr>
+                <w:bottom w:val="none" w:sz="0" w:space="0" w:color="000000"/>
+                <w:top w:val="none" w:sz="0" w:space="0" w:color="000000"/>
+                <w:left w:val="none" w:sz="0" w:space="0" w:color="000000"/>
+                <w:right w:val="none" w:sz="0" w:space="0" w:color="000000"/>
+              </w:pBdr>
+              <w:spacing w:after="100" w:before="100" w:line="240"/>
+              <w:ind w:left="100" w:right="100" w:firstLine="0" w:firstLineChars="0"/>
+              <w:rPr>
+                <w:rFonts w:ascii="Helvetica" w:hAnsi="Helvetica" w:eastAsia="Helvetica" w:cs="Helvetica"/>
+                <w:i w:val="false"/>
+                <w:b w:val="false"/>
+                <w:u w:val="none"/>
+                <w:sz w:val="22"/>
+                <w:szCs w:val="22"/>
+                <w:color w:val="000000"/>
+              </w:rPr>
+            </w:pPr>
+            <w:r>
+              <w:rPr>
+                <w:rFonts w:ascii="Helvetica" w:hAnsi="Helvetica" w:eastAsia="Helvetica" w:cs="Helvetica"/>
+                <w:i w:val="false"/>
+                <w:b w:val="false"/>
+                <w:u w:val="none"/>
+                <w:sz w:val="22"/>
+                <w:szCs w:val="22"/>
+                <w:color w:val="000000"/>
+              </w:rPr>
+              <w:t xml:space="preserve">1.73</w:t>
+            </w:r>
+          </w:p>
+        </w:tc>
+        <w:tc>
+          <w:tcPr>
+            <w:tcBorders>
+              <w:bottom w:val="none" w:sz="0" w:space="0" w:color="000000"/>
+              <w:top w:val="none" w:sz="0" w:space="0" w:color="000000"/>
+              <w:left w:val="none" w:sz="0" w:space="0" w:color="000000"/>
+              <w:right w:val="none" w:sz="0" w:space="0" w:color="000000"/>
+            </w:tcBorders>
+            <w:shd w:val="clear" w:color="auto" w:fill="FFFFFF"/>
+            <w:tcMar>
+              <w:top w:w="0" w:type="dxa"/>
+              <w:bottom w:w="0" w:type="dxa"/>
+              <w:left w:w="0" w:type="dxa"/>
+              <w:right w:w="0" w:type="dxa"/>
+            </w:tcMar>
+            <w:vAlign w:val="top"/>
+          </w:tcPr>
+          <w:p>
+            <w:pPr>
+              <w:pStyle w:val="Normal"/>
+              <w:jc w:val="center"/>
+              <w:pBdr>
+                <w:bottom w:val="none" w:sz="0" w:space="0" w:color="000000"/>
+                <w:top w:val="none" w:sz="0" w:space="0" w:color="000000"/>
+                <w:left w:val="none" w:sz="0" w:space="0" w:color="000000"/>
+                <w:right w:val="none" w:sz="0" w:space="0" w:color="000000"/>
+              </w:pBdr>
+              <w:spacing w:after="100" w:before="100" w:line="240"/>
+              <w:ind w:left="100" w:right="100" w:firstLine="0" w:firstLineChars="0"/>
+              <w:rPr>
+                <w:rFonts w:ascii="Helvetica" w:hAnsi="Helvetica" w:eastAsia="Helvetica" w:cs="Helvetica"/>
+                <w:i w:val="false"/>
+                <w:b w:val="false"/>
+                <w:u w:val="none"/>
+                <w:sz w:val="22"/>
+                <w:szCs w:val="22"/>
+                <w:color w:val="000000"/>
+              </w:rPr>
+            </w:pPr>
+            <w:r>
+              <w:rPr>
+                <w:rFonts w:ascii="Helvetica" w:hAnsi="Helvetica" w:eastAsia="Helvetica" w:cs="Helvetica"/>
+                <w:i w:val="false"/>
+                <w:b w:val="false"/>
+                <w:u w:val="none"/>
+                <w:sz w:val="22"/>
+                <w:szCs w:val="22"/>
+                <w:color w:val="000000"/>
+              </w:rPr>
+              <w:t xml:space="preserve">0.47, 6.42</w:t>
+            </w:r>
+          </w:p>
+        </w:tc>
+        <w:tc>
+          <w:tcPr>
+            <w:tcBorders>
+              <w:bottom w:val="none" w:sz="0" w:space="0" w:color="000000"/>
+              <w:top w:val="none" w:sz="0" w:space="0" w:color="000000"/>
+              <w:left w:val="none" w:sz="0" w:space="0" w:color="000000"/>
+              <w:right w:val="none" w:sz="0" w:space="0" w:color="000000"/>
+            </w:tcBorders>
+            <w:shd w:val="clear" w:color="auto" w:fill="FFFFFF"/>
+            <w:tcMar>
+              <w:top w:w="0" w:type="dxa"/>
+              <w:bottom w:w="0" w:type="dxa"/>
+              <w:left w:w="0" w:type="dxa"/>
+              <w:right w:w="0" w:type="dxa"/>
+            </w:tcMar>
+            <w:vAlign w:val="top"/>
+          </w:tcPr>
+          <w:p>
+            <w:pPr>
+              <w:pStyle w:val="Normal"/>
+              <w:jc w:val="center"/>
+              <w:pBdr>
+                <w:bottom w:val="none" w:sz="0" w:space="0" w:color="000000"/>
+                <w:top w:val="none" w:sz="0" w:space="0" w:color="000000"/>
+                <w:left w:val="none" w:sz="0" w:space="0" w:color="000000"/>
+                <w:right w:val="none" w:sz="0" w:space="0" w:color="000000"/>
+              </w:pBdr>
+              <w:spacing w:after="100" w:before="100" w:line="240"/>
+              <w:ind w:left="100" w:right="100" w:firstLine="0" w:firstLineChars="0"/>
+              <w:rPr>
+                <w:rFonts w:ascii="Helvetica" w:hAnsi="Helvetica" w:eastAsia="Helvetica" w:cs="Helvetica"/>
+                <w:i w:val="false"/>
+                <w:b w:val="false"/>
+                <w:u w:val="none"/>
+                <w:sz w:val="22"/>
+                <w:szCs w:val="22"/>
+                <w:color w:val="000000"/>
+              </w:rPr>
+            </w:pPr>
+            <w:r>
+              <w:rPr>
+                <w:rFonts w:ascii="Helvetica" w:hAnsi="Helvetica" w:eastAsia="Helvetica" w:cs="Helvetica"/>
+                <w:i w:val="false"/>
+                <w:b w:val="false"/>
+                <w:u w:val="none"/>
+                <w:sz w:val="22"/>
+                <w:szCs w:val="22"/>
+                <w:color w:val="000000"/>
+              </w:rPr>
+              <w:t xml:space="preserve">0.410</w:t>
+            </w:r>
+          </w:p>
+        </w:tc>
+        <w:tc>
+          <w:tcPr>
+            <w:tcBorders>
+              <w:bottom w:val="none" w:sz="0" w:space="0" w:color="000000"/>
+              <w:top w:val="none" w:sz="0" w:space="0" w:color="000000"/>
+              <w:left w:val="none" w:sz="0" w:space="0" w:color="000000"/>
+              <w:right w:val="none" w:sz="0" w:space="0" w:color="000000"/>
+            </w:tcBorders>
+            <w:shd w:val="clear" w:color="auto" w:fill="FFFFFF"/>
+            <w:tcMar>
+              <w:top w:w="0" w:type="dxa"/>
+              <w:bottom w:w="0" w:type="dxa"/>
+              <w:left w:w="0" w:type="dxa"/>
+              <w:right w:w="0" w:type="dxa"/>
+            </w:tcMar>
+            <w:vAlign w:val="top"/>
+          </w:tcPr>
+          <w:p>
+            <w:pPr>
+              <w:pStyle w:val="Normal"/>
+              <w:jc w:val="center"/>
+              <w:pBdr>
+                <w:bottom w:val="none" w:sz="0" w:space="0" w:color="000000"/>
+                <w:top w:val="none" w:sz="0" w:space="0" w:color="000000"/>
+                <w:left w:val="none" w:sz="0" w:space="0" w:color="000000"/>
+                <w:right w:val="none" w:sz="0" w:space="0" w:color="000000"/>
+              </w:pBdr>
+              <w:spacing w:after="100" w:before="100" w:line="240"/>
+              <w:ind w:left="100" w:right="100" w:firstLine="0" w:firstLineChars="0"/>
+              <w:rPr>
+                <w:rFonts w:ascii="Helvetica" w:hAnsi="Helvetica" w:eastAsia="Helvetica" w:cs="Helvetica"/>
+                <w:i w:val="false"/>
+                <w:b w:val="false"/>
+                <w:u w:val="none"/>
+                <w:sz w:val="22"/>
+                <w:szCs w:val="22"/>
+                <w:color w:val="000000"/>
+              </w:rPr>
+            </w:pPr>
+            <w:r>
+              <w:rPr>
+                <w:rFonts w:ascii="Helvetica" w:hAnsi="Helvetica" w:eastAsia="Helvetica" w:cs="Helvetica"/>
+                <w:i w:val="false"/>
+                <w:b w:val="false"/>
+                <w:u w:val="none"/>
+                <w:sz w:val="22"/>
+                <w:szCs w:val="22"/>
+                <w:color w:val="000000"/>
+              </w:rPr>
+              <w:t xml:space="preserve">189</w:t>
             </w:r>
           </w:p>
         </w:tc>
@@ -10981,7 +10981,7 @@
                 <w:szCs w:val="22"/>
                 <w:color w:val="000000"/>
               </w:rPr>
-              <w:t xml:space="preserve">190</w:t>
+              <w:t xml:space="preserve">189</w:t>
             </w:r>
           </w:p>
         </w:tc>
@@ -11193,7 +11193,7 @@
                 <w:szCs w:val="22"/>
                 <w:color w:val="000000"/>
               </w:rPr>
-              <w:t xml:space="preserve">190</w:t>
+              <w:t xml:space="preserve">189</w:t>
             </w:r>
           </w:p>
         </w:tc>
@@ -11359,7 +11359,7 @@
       </w:tr>
       <w:tr>
         <w:trPr>
-          <w:trHeight w:val="597" w:hRule="auto"/>
+          <w:trHeight w:val="598" w:hRule="auto"/>
         </w:trPr>
         body23
         <w:tc>
@@ -11464,7 +11464,7 @@
                 <w:szCs w:val="22"/>
                 <w:color w:val="000000"/>
               </w:rPr>
-              <w:t xml:space="preserve">190</w:t>
+              <w:t xml:space="preserve">189</w:t>
             </w:r>
           </w:p>
         </w:tc>
@@ -11676,166 +11676,166 @@
                 <w:szCs w:val="22"/>
                 <w:color w:val="000000"/>
               </w:rPr>
-              <w:t xml:space="preserve">190</w:t>
-            </w:r>
-          </w:p>
-        </w:tc>
-        <w:tc>
-          <w:tcPr>
-            <w:tcBorders>
-              <w:bottom w:val="none" w:sz="0" w:space="0" w:color="000000"/>
-              <w:top w:val="none" w:sz="0" w:space="0" w:color="000000"/>
-              <w:left w:val="none" w:sz="0" w:space="0" w:color="000000"/>
-              <w:right w:val="none" w:sz="0" w:space="0" w:color="000000"/>
-            </w:tcBorders>
-            <w:shd w:val="clear" w:color="auto" w:fill="FFFFFF"/>
-            <w:tcMar>
-              <w:top w:w="0" w:type="dxa"/>
-              <w:bottom w:w="0" w:type="dxa"/>
-              <w:left w:w="0" w:type="dxa"/>
-              <w:right w:w="0" w:type="dxa"/>
-            </w:tcMar>
-            <w:vAlign w:val="top"/>
-          </w:tcPr>
-          <w:p>
-            <w:pPr>
-              <w:pStyle w:val="Normal"/>
-              <w:jc w:val="center"/>
-              <w:pBdr>
-                <w:bottom w:val="none" w:sz="0" w:space="0" w:color="000000"/>
-                <w:top w:val="none" w:sz="0" w:space="0" w:color="000000"/>
-                <w:left w:val="none" w:sz="0" w:space="0" w:color="000000"/>
-                <w:right w:val="none" w:sz="0" w:space="0" w:color="000000"/>
-              </w:pBdr>
-              <w:spacing w:after="100" w:before="100" w:line="240"/>
-              <w:ind w:left="100" w:right="100" w:firstLine="0" w:firstLineChars="0"/>
-              <w:rPr>
-                <w:rFonts w:ascii="Helvetica" w:hAnsi="Helvetica" w:eastAsia="Helvetica" w:cs="Helvetica"/>
-                <w:i w:val="false"/>
-                <w:b w:val="false"/>
-                <w:u w:val="none"/>
-                <w:sz w:val="22"/>
-                <w:szCs w:val="22"/>
-                <w:color w:val="000000"/>
-              </w:rPr>
-            </w:pPr>
-            <w:r>
-              <w:rPr>
-                <w:rFonts w:ascii="Helvetica" w:hAnsi="Helvetica" w:eastAsia="Helvetica" w:cs="Helvetica"/>
-                <w:i w:val="false"/>
-                <w:b w:val="false"/>
-                <w:u w:val="none"/>
-                <w:sz w:val="22"/>
-                <w:szCs w:val="22"/>
-                <w:color w:val="000000"/>
-              </w:rPr>
-              <w:t xml:space="preserve">1.85</w:t>
-            </w:r>
-          </w:p>
-        </w:tc>
-        <w:tc>
-          <w:tcPr>
-            <w:tcBorders>
-              <w:bottom w:val="none" w:sz="0" w:space="0" w:color="000000"/>
-              <w:top w:val="none" w:sz="0" w:space="0" w:color="000000"/>
-              <w:left w:val="none" w:sz="0" w:space="0" w:color="000000"/>
-              <w:right w:val="none" w:sz="0" w:space="0" w:color="000000"/>
-            </w:tcBorders>
-            <w:shd w:val="clear" w:color="auto" w:fill="FFFFFF"/>
-            <w:tcMar>
-              <w:top w:w="0" w:type="dxa"/>
-              <w:bottom w:w="0" w:type="dxa"/>
-              <w:left w:w="0" w:type="dxa"/>
-              <w:right w:w="0" w:type="dxa"/>
-            </w:tcMar>
-            <w:vAlign w:val="top"/>
-          </w:tcPr>
-          <w:p>
-            <w:pPr>
-              <w:pStyle w:val="Normal"/>
-              <w:jc w:val="center"/>
-              <w:pBdr>
-                <w:bottom w:val="none" w:sz="0" w:space="0" w:color="000000"/>
-                <w:top w:val="none" w:sz="0" w:space="0" w:color="000000"/>
-                <w:left w:val="none" w:sz="0" w:space="0" w:color="000000"/>
-                <w:right w:val="none" w:sz="0" w:space="0" w:color="000000"/>
-              </w:pBdr>
-              <w:spacing w:after="100" w:before="100" w:line="240"/>
-              <w:ind w:left="100" w:right="100" w:firstLine="0" w:firstLineChars="0"/>
-              <w:rPr>
-                <w:rFonts w:ascii="Helvetica" w:hAnsi="Helvetica" w:eastAsia="Helvetica" w:cs="Helvetica"/>
-                <w:i w:val="false"/>
-                <w:b w:val="false"/>
-                <w:u w:val="none"/>
-                <w:sz w:val="22"/>
-                <w:szCs w:val="22"/>
-                <w:color w:val="000000"/>
-              </w:rPr>
-            </w:pPr>
-            <w:r>
-              <w:rPr>
-                <w:rFonts w:ascii="Helvetica" w:hAnsi="Helvetica" w:eastAsia="Helvetica" w:cs="Helvetica"/>
-                <w:i w:val="false"/>
-                <w:b w:val="false"/>
-                <w:u w:val="none"/>
-                <w:sz w:val="22"/>
-                <w:szCs w:val="22"/>
-                <w:color w:val="000000"/>
-              </w:rPr>
-              <w:t xml:space="preserve">0.10, 33.9</w:t>
-            </w:r>
-          </w:p>
-        </w:tc>
-        <w:tc>
-          <w:tcPr>
-            <w:tcBorders>
-              <w:bottom w:val="none" w:sz="0" w:space="0" w:color="000000"/>
-              <w:top w:val="none" w:sz="0" w:space="0" w:color="000000"/>
-              <w:left w:val="none" w:sz="0" w:space="0" w:color="000000"/>
-              <w:right w:val="none" w:sz="0" w:space="0" w:color="000000"/>
-            </w:tcBorders>
-            <w:shd w:val="clear" w:color="auto" w:fill="FFFFFF"/>
-            <w:tcMar>
-              <w:top w:w="0" w:type="dxa"/>
-              <w:bottom w:w="0" w:type="dxa"/>
-              <w:left w:w="0" w:type="dxa"/>
-              <w:right w:w="0" w:type="dxa"/>
-            </w:tcMar>
-            <w:vAlign w:val="top"/>
-          </w:tcPr>
-          <w:p>
-            <w:pPr>
-              <w:pStyle w:val="Normal"/>
-              <w:jc w:val="center"/>
-              <w:pBdr>
-                <w:bottom w:val="none" w:sz="0" w:space="0" w:color="000000"/>
-                <w:top w:val="none" w:sz="0" w:space="0" w:color="000000"/>
-                <w:left w:val="none" w:sz="0" w:space="0" w:color="000000"/>
-                <w:right w:val="none" w:sz="0" w:space="0" w:color="000000"/>
-              </w:pBdr>
-              <w:spacing w:after="100" w:before="100" w:line="240"/>
-              <w:ind w:left="100" w:right="100" w:firstLine="0" w:firstLineChars="0"/>
-              <w:rPr>
-                <w:rFonts w:ascii="Helvetica" w:hAnsi="Helvetica" w:eastAsia="Helvetica" w:cs="Helvetica"/>
-                <w:i w:val="false"/>
-                <w:b w:val="false"/>
-                <w:u w:val="none"/>
-                <w:sz w:val="22"/>
-                <w:szCs w:val="22"/>
-                <w:color w:val="000000"/>
-              </w:rPr>
-            </w:pPr>
-            <w:r>
-              <w:rPr>
-                <w:rFonts w:ascii="Helvetica" w:hAnsi="Helvetica" w:eastAsia="Helvetica" w:cs="Helvetica"/>
-                <w:i w:val="false"/>
-                <w:b w:val="false"/>
-                <w:u w:val="none"/>
-                <w:sz w:val="22"/>
-                <w:szCs w:val="22"/>
-                <w:color w:val="000000"/>
-              </w:rPr>
-              <w:t xml:space="preserve">0.680</w:t>
+              <w:t xml:space="preserve">189</w:t>
+            </w:r>
+          </w:p>
+        </w:tc>
+        <w:tc>
+          <w:tcPr>
+            <w:tcBorders>
+              <w:bottom w:val="none" w:sz="0" w:space="0" w:color="000000"/>
+              <w:top w:val="none" w:sz="0" w:space="0" w:color="000000"/>
+              <w:left w:val="none" w:sz="0" w:space="0" w:color="000000"/>
+              <w:right w:val="none" w:sz="0" w:space="0" w:color="000000"/>
+            </w:tcBorders>
+            <w:shd w:val="clear" w:color="auto" w:fill="FFFFFF"/>
+            <w:tcMar>
+              <w:top w:w="0" w:type="dxa"/>
+              <w:bottom w:w="0" w:type="dxa"/>
+              <w:left w:w="0" w:type="dxa"/>
+              <w:right w:w="0" w:type="dxa"/>
+            </w:tcMar>
+            <w:vAlign w:val="top"/>
+          </w:tcPr>
+          <w:p>
+            <w:pPr>
+              <w:pStyle w:val="Normal"/>
+              <w:jc w:val="center"/>
+              <w:pBdr>
+                <w:bottom w:val="none" w:sz="0" w:space="0" w:color="000000"/>
+                <w:top w:val="none" w:sz="0" w:space="0" w:color="000000"/>
+                <w:left w:val="none" w:sz="0" w:space="0" w:color="000000"/>
+                <w:right w:val="none" w:sz="0" w:space="0" w:color="000000"/>
+              </w:pBdr>
+              <w:spacing w:after="100" w:before="100" w:line="240"/>
+              <w:ind w:left="100" w:right="100" w:firstLine="0" w:firstLineChars="0"/>
+              <w:rPr>
+                <w:rFonts w:ascii="Helvetica" w:hAnsi="Helvetica" w:eastAsia="Helvetica" w:cs="Helvetica"/>
+                <w:i w:val="false"/>
+                <w:b w:val="false"/>
+                <w:u w:val="none"/>
+                <w:sz w:val="22"/>
+                <w:szCs w:val="22"/>
+                <w:color w:val="000000"/>
+              </w:rPr>
+            </w:pPr>
+            <w:r>
+              <w:rPr>
+                <w:rFonts w:ascii="Helvetica" w:hAnsi="Helvetica" w:eastAsia="Helvetica" w:cs="Helvetica"/>
+                <w:i w:val="false"/>
+                <w:b w:val="false"/>
+                <w:u w:val="none"/>
+                <w:sz w:val="22"/>
+                <w:szCs w:val="22"/>
+                <w:color w:val="000000"/>
+              </w:rPr>
+              <w:t xml:space="preserve">1.79</w:t>
+            </w:r>
+          </w:p>
+        </w:tc>
+        <w:tc>
+          <w:tcPr>
+            <w:tcBorders>
+              <w:bottom w:val="none" w:sz="0" w:space="0" w:color="000000"/>
+              <w:top w:val="none" w:sz="0" w:space="0" w:color="000000"/>
+              <w:left w:val="none" w:sz="0" w:space="0" w:color="000000"/>
+              <w:right w:val="none" w:sz="0" w:space="0" w:color="000000"/>
+            </w:tcBorders>
+            <w:shd w:val="clear" w:color="auto" w:fill="FFFFFF"/>
+            <w:tcMar>
+              <w:top w:w="0" w:type="dxa"/>
+              <w:bottom w:w="0" w:type="dxa"/>
+              <w:left w:w="0" w:type="dxa"/>
+              <w:right w:w="0" w:type="dxa"/>
+            </w:tcMar>
+            <w:vAlign w:val="top"/>
+          </w:tcPr>
+          <w:p>
+            <w:pPr>
+              <w:pStyle w:val="Normal"/>
+              <w:jc w:val="center"/>
+              <w:pBdr>
+                <w:bottom w:val="none" w:sz="0" w:space="0" w:color="000000"/>
+                <w:top w:val="none" w:sz="0" w:space="0" w:color="000000"/>
+                <w:left w:val="none" w:sz="0" w:space="0" w:color="000000"/>
+                <w:right w:val="none" w:sz="0" w:space="0" w:color="000000"/>
+              </w:pBdr>
+              <w:spacing w:after="100" w:before="100" w:line="240"/>
+              <w:ind w:left="100" w:right="100" w:firstLine="0" w:firstLineChars="0"/>
+              <w:rPr>
+                <w:rFonts w:ascii="Helvetica" w:hAnsi="Helvetica" w:eastAsia="Helvetica" w:cs="Helvetica"/>
+                <w:i w:val="false"/>
+                <w:b w:val="false"/>
+                <w:u w:val="none"/>
+                <w:sz w:val="22"/>
+                <w:szCs w:val="22"/>
+                <w:color w:val="000000"/>
+              </w:rPr>
+            </w:pPr>
+            <w:r>
+              <w:rPr>
+                <w:rFonts w:ascii="Helvetica" w:hAnsi="Helvetica" w:eastAsia="Helvetica" w:cs="Helvetica"/>
+                <w:i w:val="false"/>
+                <w:b w:val="false"/>
+                <w:u w:val="none"/>
+                <w:sz w:val="22"/>
+                <w:szCs w:val="22"/>
+                <w:color w:val="000000"/>
+              </w:rPr>
+              <w:t xml:space="preserve">0.10, 32.7</w:t>
+            </w:r>
+          </w:p>
+        </w:tc>
+        <w:tc>
+          <w:tcPr>
+            <w:tcBorders>
+              <w:bottom w:val="none" w:sz="0" w:space="0" w:color="000000"/>
+              <w:top w:val="none" w:sz="0" w:space="0" w:color="000000"/>
+              <w:left w:val="none" w:sz="0" w:space="0" w:color="000000"/>
+              <w:right w:val="none" w:sz="0" w:space="0" w:color="000000"/>
+            </w:tcBorders>
+            <w:shd w:val="clear" w:color="auto" w:fill="FFFFFF"/>
+            <w:tcMar>
+              <w:top w:w="0" w:type="dxa"/>
+              <w:bottom w:w="0" w:type="dxa"/>
+              <w:left w:w="0" w:type="dxa"/>
+              <w:right w:w="0" w:type="dxa"/>
+            </w:tcMar>
+            <w:vAlign w:val="top"/>
+          </w:tcPr>
+          <w:p>
+            <w:pPr>
+              <w:pStyle w:val="Normal"/>
+              <w:jc w:val="center"/>
+              <w:pBdr>
+                <w:bottom w:val="none" w:sz="0" w:space="0" w:color="000000"/>
+                <w:top w:val="none" w:sz="0" w:space="0" w:color="000000"/>
+                <w:left w:val="none" w:sz="0" w:space="0" w:color="000000"/>
+                <w:right w:val="none" w:sz="0" w:space="0" w:color="000000"/>
+              </w:pBdr>
+              <w:spacing w:after="100" w:before="100" w:line="240"/>
+              <w:ind w:left="100" w:right="100" w:firstLine="0" w:firstLineChars="0"/>
+              <w:rPr>
+                <w:rFonts w:ascii="Helvetica" w:hAnsi="Helvetica" w:eastAsia="Helvetica" w:cs="Helvetica"/>
+                <w:i w:val="false"/>
+                <w:b w:val="false"/>
+                <w:u w:val="none"/>
+                <w:sz w:val="22"/>
+                <w:szCs w:val="22"/>
+                <w:color w:val="000000"/>
+              </w:rPr>
+            </w:pPr>
+            <w:r>
+              <w:rPr>
+                <w:rFonts w:ascii="Helvetica" w:hAnsi="Helvetica" w:eastAsia="Helvetica" w:cs="Helvetica"/>
+                <w:i w:val="false"/>
+                <w:b w:val="false"/>
+                <w:u w:val="none"/>
+                <w:sz w:val="22"/>
+                <w:szCs w:val="22"/>
+                <w:color w:val="000000"/>
+              </w:rPr>
+              <w:t xml:space="preserve">0.700</w:t>
             </w:r>
           </w:p>
         </w:tc>
@@ -11947,7 +11947,7 @@
                 <w:szCs w:val="22"/>
                 <w:color w:val="000000"/>
               </w:rPr>
-              <w:t xml:space="preserve">190</w:t>
+              <w:t xml:space="preserve">189</w:t>
             </w:r>
           </w:p>
         </w:tc>
@@ -12159,7 +12159,7 @@
                 <w:szCs w:val="22"/>
                 <w:color w:val="000000"/>
               </w:rPr>
-              <w:t xml:space="preserve">190</w:t>
+              <w:t xml:space="preserve">189</w:t>
             </w:r>
           </w:p>
         </w:tc>
@@ -12430,7 +12430,7 @@
                 <w:szCs w:val="22"/>
                 <w:color w:val="000000"/>
               </w:rPr>
-              <w:t xml:space="preserve">190</w:t>
+              <w:t xml:space="preserve">189</w:t>
             </w:r>
           </w:p>
         </w:tc>
@@ -12589,60 +12589,60 @@
                 <w:szCs w:val="22"/>
                 <w:color w:val="000000"/>
               </w:rPr>
-              <w:t xml:space="preserve">0.250</w:t>
-            </w:r>
-          </w:p>
-        </w:tc>
-        <w:tc>
-          <w:tcPr>
-            <w:tcBorders>
-              <w:bottom w:val="none" w:sz="0" w:space="0" w:color="000000"/>
-              <w:top w:val="none" w:sz="0" w:space="0" w:color="000000"/>
-              <w:left w:val="none" w:sz="0" w:space="0" w:color="000000"/>
-              <w:right w:val="none" w:sz="0" w:space="0" w:color="000000"/>
-            </w:tcBorders>
-            <w:shd w:val="clear" w:color="auto" w:fill="FFFFFF"/>
-            <w:tcMar>
-              <w:top w:w="0" w:type="dxa"/>
-              <w:bottom w:w="0" w:type="dxa"/>
-              <w:left w:w="0" w:type="dxa"/>
-              <w:right w:w="0" w:type="dxa"/>
-            </w:tcMar>
-            <w:vAlign w:val="top"/>
-          </w:tcPr>
-          <w:p>
-            <w:pPr>
-              <w:pStyle w:val="Normal"/>
-              <w:jc w:val="center"/>
-              <w:pBdr>
-                <w:bottom w:val="none" w:sz="0" w:space="0" w:color="000000"/>
-                <w:top w:val="none" w:sz="0" w:space="0" w:color="000000"/>
-                <w:left w:val="none" w:sz="0" w:space="0" w:color="000000"/>
-                <w:right w:val="none" w:sz="0" w:space="0" w:color="000000"/>
-              </w:pBdr>
-              <w:spacing w:after="100" w:before="100" w:line="240"/>
-              <w:ind w:left="100" w:right="100" w:firstLine="0" w:firstLineChars="0"/>
-              <w:rPr>
-                <w:rFonts w:ascii="Helvetica" w:hAnsi="Helvetica" w:eastAsia="Helvetica" w:cs="Helvetica"/>
-                <w:i w:val="false"/>
-                <w:b w:val="false"/>
-                <w:u w:val="none"/>
-                <w:sz w:val="22"/>
-                <w:szCs w:val="22"/>
-                <w:color w:val="000000"/>
-              </w:rPr>
-            </w:pPr>
-            <w:r>
-              <w:rPr>
-                <w:rFonts w:ascii="Helvetica" w:hAnsi="Helvetica" w:eastAsia="Helvetica" w:cs="Helvetica"/>
-                <w:i w:val="false"/>
-                <w:b w:val="false"/>
-                <w:u w:val="none"/>
-                <w:sz w:val="22"/>
-                <w:szCs w:val="22"/>
-                <w:color w:val="000000"/>
-              </w:rPr>
-              <w:t xml:space="preserve">190</w:t>
+              <w:t xml:space="preserve">0.240</w:t>
+            </w:r>
+          </w:p>
+        </w:tc>
+        <w:tc>
+          <w:tcPr>
+            <w:tcBorders>
+              <w:bottom w:val="none" w:sz="0" w:space="0" w:color="000000"/>
+              <w:top w:val="none" w:sz="0" w:space="0" w:color="000000"/>
+              <w:left w:val="none" w:sz="0" w:space="0" w:color="000000"/>
+              <w:right w:val="none" w:sz="0" w:space="0" w:color="000000"/>
+            </w:tcBorders>
+            <w:shd w:val="clear" w:color="auto" w:fill="FFFFFF"/>
+            <w:tcMar>
+              <w:top w:w="0" w:type="dxa"/>
+              <w:bottom w:w="0" w:type="dxa"/>
+              <w:left w:w="0" w:type="dxa"/>
+              <w:right w:w="0" w:type="dxa"/>
+            </w:tcMar>
+            <w:vAlign w:val="top"/>
+          </w:tcPr>
+          <w:p>
+            <w:pPr>
+              <w:pStyle w:val="Normal"/>
+              <w:jc w:val="center"/>
+              <w:pBdr>
+                <w:bottom w:val="none" w:sz="0" w:space="0" w:color="000000"/>
+                <w:top w:val="none" w:sz="0" w:space="0" w:color="000000"/>
+                <w:left w:val="none" w:sz="0" w:space="0" w:color="000000"/>
+                <w:right w:val="none" w:sz="0" w:space="0" w:color="000000"/>
+              </w:pBdr>
+              <w:spacing w:after="100" w:before="100" w:line="240"/>
+              <w:ind w:left="100" w:right="100" w:firstLine="0" w:firstLineChars="0"/>
+              <w:rPr>
+                <w:rFonts w:ascii="Helvetica" w:hAnsi="Helvetica" w:eastAsia="Helvetica" w:cs="Helvetica"/>
+                <w:i w:val="false"/>
+                <w:b w:val="false"/>
+                <w:u w:val="none"/>
+                <w:sz w:val="22"/>
+                <w:szCs w:val="22"/>
+                <w:color w:val="000000"/>
+              </w:rPr>
+            </w:pPr>
+            <w:r>
+              <w:rPr>
+                <w:rFonts w:ascii="Helvetica" w:hAnsi="Helvetica" w:eastAsia="Helvetica" w:cs="Helvetica"/>
+                <w:i w:val="false"/>
+                <w:b w:val="false"/>
+                <w:u w:val="none"/>
+                <w:sz w:val="22"/>
+                <w:szCs w:val="22"/>
+                <w:color w:val="000000"/>
+              </w:rPr>
+              <w:t xml:space="preserve">189</w:t>
             </w:r>
           </w:p>
         </w:tc>
@@ -12913,219 +12913,219 @@
                 <w:szCs w:val="22"/>
                 <w:color w:val="000000"/>
               </w:rPr>
-              <w:t xml:space="preserve">190</w:t>
-            </w:r>
-          </w:p>
-        </w:tc>
-        <w:tc>
-          <w:tcPr>
-            <w:tcBorders>
-              <w:bottom w:val="none" w:sz="0" w:space="0" w:color="000000"/>
-              <w:top w:val="none" w:sz="0" w:space="0" w:color="000000"/>
-              <w:left w:val="none" w:sz="0" w:space="0" w:color="000000"/>
-              <w:right w:val="none" w:sz="0" w:space="0" w:color="000000"/>
-            </w:tcBorders>
-            <w:shd w:val="clear" w:color="auto" w:fill="FFFFFF"/>
-            <w:tcMar>
-              <w:top w:w="0" w:type="dxa"/>
-              <w:bottom w:w="0" w:type="dxa"/>
-              <w:left w:w="0" w:type="dxa"/>
-              <w:right w:w="0" w:type="dxa"/>
-            </w:tcMar>
-            <w:vAlign w:val="top"/>
-          </w:tcPr>
-          <w:p>
-            <w:pPr>
-              <w:pStyle w:val="Normal"/>
-              <w:jc w:val="center"/>
-              <w:pBdr>
-                <w:bottom w:val="none" w:sz="0" w:space="0" w:color="000000"/>
-                <w:top w:val="none" w:sz="0" w:space="0" w:color="000000"/>
-                <w:left w:val="none" w:sz="0" w:space="0" w:color="000000"/>
-                <w:right w:val="none" w:sz="0" w:space="0" w:color="000000"/>
-              </w:pBdr>
-              <w:spacing w:after="100" w:before="100" w:line="240"/>
-              <w:ind w:left="100" w:right="100" w:firstLine="0" w:firstLineChars="0"/>
-              <w:rPr>
-                <w:rFonts w:ascii="Helvetica" w:hAnsi="Helvetica" w:eastAsia="Helvetica" w:cs="Helvetica"/>
-                <w:i w:val="false"/>
-                <w:b w:val="false"/>
-                <w:u w:val="none"/>
-                <w:sz w:val="22"/>
-                <w:szCs w:val="22"/>
-                <w:color w:val="000000"/>
-              </w:rPr>
-            </w:pPr>
-            <w:r>
-              <w:rPr>
-                <w:rFonts w:ascii="Helvetica" w:hAnsi="Helvetica" w:eastAsia="Helvetica" w:cs="Helvetica"/>
-                <w:i w:val="false"/>
-                <w:b w:val="false"/>
-                <w:u w:val="none"/>
-                <w:sz w:val="22"/>
-                <w:szCs w:val="22"/>
-                <w:color w:val="000000"/>
-              </w:rPr>
-              <w:t xml:space="preserve">0.72</w:t>
-            </w:r>
-          </w:p>
-        </w:tc>
-        <w:tc>
-          <w:tcPr>
-            <w:tcBorders>
-              <w:bottom w:val="none" w:sz="0" w:space="0" w:color="000000"/>
-              <w:top w:val="none" w:sz="0" w:space="0" w:color="000000"/>
-              <w:left w:val="none" w:sz="0" w:space="0" w:color="000000"/>
-              <w:right w:val="none" w:sz="0" w:space="0" w:color="000000"/>
-            </w:tcBorders>
-            <w:shd w:val="clear" w:color="auto" w:fill="FFFFFF"/>
-            <w:tcMar>
-              <w:top w:w="0" w:type="dxa"/>
-              <w:bottom w:w="0" w:type="dxa"/>
-              <w:left w:w="0" w:type="dxa"/>
-              <w:right w:w="0" w:type="dxa"/>
-            </w:tcMar>
-            <w:vAlign w:val="top"/>
-          </w:tcPr>
-          <w:p>
-            <w:pPr>
-              <w:pStyle w:val="Normal"/>
-              <w:jc w:val="center"/>
-              <w:pBdr>
-                <w:bottom w:val="none" w:sz="0" w:space="0" w:color="000000"/>
-                <w:top w:val="none" w:sz="0" w:space="0" w:color="000000"/>
-                <w:left w:val="none" w:sz="0" w:space="0" w:color="000000"/>
-                <w:right w:val="none" w:sz="0" w:space="0" w:color="000000"/>
-              </w:pBdr>
-              <w:spacing w:after="100" w:before="100" w:line="240"/>
-              <w:ind w:left="100" w:right="100" w:firstLine="0" w:firstLineChars="0"/>
-              <w:rPr>
-                <w:rFonts w:ascii="Helvetica" w:hAnsi="Helvetica" w:eastAsia="Helvetica" w:cs="Helvetica"/>
-                <w:i w:val="false"/>
-                <w:b w:val="false"/>
-                <w:u w:val="none"/>
-                <w:sz w:val="22"/>
-                <w:szCs w:val="22"/>
-                <w:color w:val="000000"/>
-              </w:rPr>
-            </w:pPr>
-            <w:r>
-              <w:rPr>
-                <w:rFonts w:ascii="Helvetica" w:hAnsi="Helvetica" w:eastAsia="Helvetica" w:cs="Helvetica"/>
-                <w:i w:val="false"/>
-                <w:b w:val="false"/>
-                <w:u w:val="none"/>
-                <w:sz w:val="22"/>
-                <w:szCs w:val="22"/>
-                <w:color w:val="000000"/>
-              </w:rPr>
-              <w:t xml:space="preserve">0.20, 2.64</w:t>
-            </w:r>
-          </w:p>
-        </w:tc>
-        <w:tc>
-          <w:tcPr>
-            <w:tcBorders>
-              <w:bottom w:val="none" w:sz="0" w:space="0" w:color="000000"/>
-              <w:top w:val="none" w:sz="0" w:space="0" w:color="000000"/>
-              <w:left w:val="none" w:sz="0" w:space="0" w:color="000000"/>
-              <w:right w:val="none" w:sz="0" w:space="0" w:color="000000"/>
-            </w:tcBorders>
-            <w:shd w:val="clear" w:color="auto" w:fill="FFFFFF"/>
-            <w:tcMar>
-              <w:top w:w="0" w:type="dxa"/>
-              <w:bottom w:w="0" w:type="dxa"/>
-              <w:left w:w="0" w:type="dxa"/>
-              <w:right w:w="0" w:type="dxa"/>
-            </w:tcMar>
-            <w:vAlign w:val="top"/>
-          </w:tcPr>
-          <w:p>
-            <w:pPr>
-              <w:pStyle w:val="Normal"/>
-              <w:jc w:val="center"/>
-              <w:pBdr>
-                <w:bottom w:val="none" w:sz="0" w:space="0" w:color="000000"/>
-                <w:top w:val="none" w:sz="0" w:space="0" w:color="000000"/>
-                <w:left w:val="none" w:sz="0" w:space="0" w:color="000000"/>
-                <w:right w:val="none" w:sz="0" w:space="0" w:color="000000"/>
-              </w:pBdr>
-              <w:spacing w:after="100" w:before="100" w:line="240"/>
-              <w:ind w:left="100" w:right="100" w:firstLine="0" w:firstLineChars="0"/>
-              <w:rPr>
-                <w:rFonts w:ascii="Helvetica" w:hAnsi="Helvetica" w:eastAsia="Helvetica" w:cs="Helvetica"/>
-                <w:i w:val="false"/>
-                <w:b w:val="false"/>
-                <w:u w:val="none"/>
-                <w:sz w:val="22"/>
-                <w:szCs w:val="22"/>
-                <w:color w:val="000000"/>
-              </w:rPr>
-            </w:pPr>
-            <w:r>
-              <w:rPr>
-                <w:rFonts w:ascii="Helvetica" w:hAnsi="Helvetica" w:eastAsia="Helvetica" w:cs="Helvetica"/>
-                <w:i w:val="false"/>
-                <w:b w:val="false"/>
-                <w:u w:val="none"/>
-                <w:sz w:val="22"/>
-                <w:szCs w:val="22"/>
-                <w:color w:val="000000"/>
-              </w:rPr>
-              <w:t xml:space="preserve">0.620</w:t>
-            </w:r>
-          </w:p>
-        </w:tc>
-        <w:tc>
-          <w:tcPr>
-            <w:tcBorders>
-              <w:bottom w:val="none" w:sz="0" w:space="0" w:color="000000"/>
-              <w:top w:val="none" w:sz="0" w:space="0" w:color="000000"/>
-              <w:left w:val="none" w:sz="0" w:space="0" w:color="000000"/>
-              <w:right w:val="none" w:sz="0" w:space="0" w:color="000000"/>
-            </w:tcBorders>
-            <w:shd w:val="clear" w:color="auto" w:fill="FFFFFF"/>
-            <w:tcMar>
-              <w:top w:w="0" w:type="dxa"/>
-              <w:bottom w:w="0" w:type="dxa"/>
-              <w:left w:w="0" w:type="dxa"/>
-              <w:right w:w="0" w:type="dxa"/>
-            </w:tcMar>
-            <w:vAlign w:val="top"/>
-          </w:tcPr>
-          <w:p>
-            <w:pPr>
-              <w:pStyle w:val="Normal"/>
-              <w:jc w:val="center"/>
-              <w:pBdr>
-                <w:bottom w:val="none" w:sz="0" w:space="0" w:color="000000"/>
-                <w:top w:val="none" w:sz="0" w:space="0" w:color="000000"/>
-                <w:left w:val="none" w:sz="0" w:space="0" w:color="000000"/>
-                <w:right w:val="none" w:sz="0" w:space="0" w:color="000000"/>
-              </w:pBdr>
-              <w:spacing w:after="100" w:before="100" w:line="240"/>
-              <w:ind w:left="100" w:right="100" w:firstLine="0" w:firstLineChars="0"/>
-              <w:rPr>
-                <w:rFonts w:ascii="Helvetica" w:hAnsi="Helvetica" w:eastAsia="Helvetica" w:cs="Helvetica"/>
-                <w:i w:val="false"/>
-                <w:b w:val="false"/>
-                <w:u w:val="none"/>
-                <w:sz w:val="22"/>
-                <w:szCs w:val="22"/>
-                <w:color w:val="000000"/>
-              </w:rPr>
-            </w:pPr>
-            <w:r>
-              <w:rPr>
-                <w:rFonts w:ascii="Helvetica" w:hAnsi="Helvetica" w:eastAsia="Helvetica" w:cs="Helvetica"/>
-                <w:i w:val="false"/>
-                <w:b w:val="false"/>
-                <w:u w:val="none"/>
-                <w:sz w:val="22"/>
-                <w:szCs w:val="22"/>
-                <w:color w:val="000000"/>
-              </w:rPr>
-              <w:t xml:space="preserve">190</w:t>
+              <w:t xml:space="preserve">189</w:t>
+            </w:r>
+          </w:p>
+        </w:tc>
+        <w:tc>
+          <w:tcPr>
+            <w:tcBorders>
+              <w:bottom w:val="none" w:sz="0" w:space="0" w:color="000000"/>
+              <w:top w:val="none" w:sz="0" w:space="0" w:color="000000"/>
+              <w:left w:val="none" w:sz="0" w:space="0" w:color="000000"/>
+              <w:right w:val="none" w:sz="0" w:space="0" w:color="000000"/>
+            </w:tcBorders>
+            <w:shd w:val="clear" w:color="auto" w:fill="FFFFFF"/>
+            <w:tcMar>
+              <w:top w:w="0" w:type="dxa"/>
+              <w:bottom w:w="0" w:type="dxa"/>
+              <w:left w:w="0" w:type="dxa"/>
+              <w:right w:w="0" w:type="dxa"/>
+            </w:tcMar>
+            <w:vAlign w:val="top"/>
+          </w:tcPr>
+          <w:p>
+            <w:pPr>
+              <w:pStyle w:val="Normal"/>
+              <w:jc w:val="center"/>
+              <w:pBdr>
+                <w:bottom w:val="none" w:sz="0" w:space="0" w:color="000000"/>
+                <w:top w:val="none" w:sz="0" w:space="0" w:color="000000"/>
+                <w:left w:val="none" w:sz="0" w:space="0" w:color="000000"/>
+                <w:right w:val="none" w:sz="0" w:space="0" w:color="000000"/>
+              </w:pBdr>
+              <w:spacing w:after="100" w:before="100" w:line="240"/>
+              <w:ind w:left="100" w:right="100" w:firstLine="0" w:firstLineChars="0"/>
+              <w:rPr>
+                <w:rFonts w:ascii="Helvetica" w:hAnsi="Helvetica" w:eastAsia="Helvetica" w:cs="Helvetica"/>
+                <w:i w:val="false"/>
+                <w:b w:val="false"/>
+                <w:u w:val="none"/>
+                <w:sz w:val="22"/>
+                <w:szCs w:val="22"/>
+                <w:color w:val="000000"/>
+              </w:rPr>
+            </w:pPr>
+            <w:r>
+              <w:rPr>
+                <w:rFonts w:ascii="Helvetica" w:hAnsi="Helvetica" w:eastAsia="Helvetica" w:cs="Helvetica"/>
+                <w:i w:val="false"/>
+                <w:b w:val="false"/>
+                <w:u w:val="none"/>
+                <w:sz w:val="22"/>
+                <w:szCs w:val="22"/>
+                <w:color w:val="000000"/>
+              </w:rPr>
+              <w:t xml:space="preserve">0.71</w:t>
+            </w:r>
+          </w:p>
+        </w:tc>
+        <w:tc>
+          <w:tcPr>
+            <w:tcBorders>
+              <w:bottom w:val="none" w:sz="0" w:space="0" w:color="000000"/>
+              <w:top w:val="none" w:sz="0" w:space="0" w:color="000000"/>
+              <w:left w:val="none" w:sz="0" w:space="0" w:color="000000"/>
+              <w:right w:val="none" w:sz="0" w:space="0" w:color="000000"/>
+            </w:tcBorders>
+            <w:shd w:val="clear" w:color="auto" w:fill="FFFFFF"/>
+            <w:tcMar>
+              <w:top w:w="0" w:type="dxa"/>
+              <w:bottom w:w="0" w:type="dxa"/>
+              <w:left w:w="0" w:type="dxa"/>
+              <w:right w:w="0" w:type="dxa"/>
+            </w:tcMar>
+            <w:vAlign w:val="top"/>
+          </w:tcPr>
+          <w:p>
+            <w:pPr>
+              <w:pStyle w:val="Normal"/>
+              <w:jc w:val="center"/>
+              <w:pBdr>
+                <w:bottom w:val="none" w:sz="0" w:space="0" w:color="000000"/>
+                <w:top w:val="none" w:sz="0" w:space="0" w:color="000000"/>
+                <w:left w:val="none" w:sz="0" w:space="0" w:color="000000"/>
+                <w:right w:val="none" w:sz="0" w:space="0" w:color="000000"/>
+              </w:pBdr>
+              <w:spacing w:after="100" w:before="100" w:line="240"/>
+              <w:ind w:left="100" w:right="100" w:firstLine="0" w:firstLineChars="0"/>
+              <w:rPr>
+                <w:rFonts w:ascii="Helvetica" w:hAnsi="Helvetica" w:eastAsia="Helvetica" w:cs="Helvetica"/>
+                <w:i w:val="false"/>
+                <w:b w:val="false"/>
+                <w:u w:val="none"/>
+                <w:sz w:val="22"/>
+                <w:szCs w:val="22"/>
+                <w:color w:val="000000"/>
+              </w:rPr>
+            </w:pPr>
+            <w:r>
+              <w:rPr>
+                <w:rFonts w:ascii="Helvetica" w:hAnsi="Helvetica" w:eastAsia="Helvetica" w:cs="Helvetica"/>
+                <w:i w:val="false"/>
+                <w:b w:val="false"/>
+                <w:u w:val="none"/>
+                <w:sz w:val="22"/>
+                <w:szCs w:val="22"/>
+                <w:color w:val="000000"/>
+              </w:rPr>
+              <w:t xml:space="preserve">0.19, 2.61</w:t>
+            </w:r>
+          </w:p>
+        </w:tc>
+        <w:tc>
+          <w:tcPr>
+            <w:tcBorders>
+              <w:bottom w:val="none" w:sz="0" w:space="0" w:color="000000"/>
+              <w:top w:val="none" w:sz="0" w:space="0" w:color="000000"/>
+              <w:left w:val="none" w:sz="0" w:space="0" w:color="000000"/>
+              <w:right w:val="none" w:sz="0" w:space="0" w:color="000000"/>
+            </w:tcBorders>
+            <w:shd w:val="clear" w:color="auto" w:fill="FFFFFF"/>
+            <w:tcMar>
+              <w:top w:w="0" w:type="dxa"/>
+              <w:bottom w:w="0" w:type="dxa"/>
+              <w:left w:w="0" w:type="dxa"/>
+              <w:right w:w="0" w:type="dxa"/>
+            </w:tcMar>
+            <w:vAlign w:val="top"/>
+          </w:tcPr>
+          <w:p>
+            <w:pPr>
+              <w:pStyle w:val="Normal"/>
+              <w:jc w:val="center"/>
+              <w:pBdr>
+                <w:bottom w:val="none" w:sz="0" w:space="0" w:color="000000"/>
+                <w:top w:val="none" w:sz="0" w:space="0" w:color="000000"/>
+                <w:left w:val="none" w:sz="0" w:space="0" w:color="000000"/>
+                <w:right w:val="none" w:sz="0" w:space="0" w:color="000000"/>
+              </w:pBdr>
+              <w:spacing w:after="100" w:before="100" w:line="240"/>
+              <w:ind w:left="100" w:right="100" w:firstLine="0" w:firstLineChars="0"/>
+              <w:rPr>
+                <w:rFonts w:ascii="Helvetica" w:hAnsi="Helvetica" w:eastAsia="Helvetica" w:cs="Helvetica"/>
+                <w:i w:val="false"/>
+                <w:b w:val="false"/>
+                <w:u w:val="none"/>
+                <w:sz w:val="22"/>
+                <w:szCs w:val="22"/>
+                <w:color w:val="000000"/>
+              </w:rPr>
+            </w:pPr>
+            <w:r>
+              <w:rPr>
+                <w:rFonts w:ascii="Helvetica" w:hAnsi="Helvetica" w:eastAsia="Helvetica" w:cs="Helvetica"/>
+                <w:i w:val="false"/>
+                <w:b w:val="false"/>
+                <w:u w:val="none"/>
+                <w:sz w:val="22"/>
+                <w:szCs w:val="22"/>
+                <w:color w:val="000000"/>
+              </w:rPr>
+              <w:t xml:space="preserve">0.610</w:t>
+            </w:r>
+          </w:p>
+        </w:tc>
+        <w:tc>
+          <w:tcPr>
+            <w:tcBorders>
+              <w:bottom w:val="none" w:sz="0" w:space="0" w:color="000000"/>
+              <w:top w:val="none" w:sz="0" w:space="0" w:color="000000"/>
+              <w:left w:val="none" w:sz="0" w:space="0" w:color="000000"/>
+              <w:right w:val="none" w:sz="0" w:space="0" w:color="000000"/>
+            </w:tcBorders>
+            <w:shd w:val="clear" w:color="auto" w:fill="FFFFFF"/>
+            <w:tcMar>
+              <w:top w:w="0" w:type="dxa"/>
+              <w:bottom w:w="0" w:type="dxa"/>
+              <w:left w:w="0" w:type="dxa"/>
+              <w:right w:w="0" w:type="dxa"/>
+            </w:tcMar>
+            <w:vAlign w:val="top"/>
+          </w:tcPr>
+          <w:p>
+            <w:pPr>
+              <w:pStyle w:val="Normal"/>
+              <w:jc w:val="center"/>
+              <w:pBdr>
+                <w:bottom w:val="none" w:sz="0" w:space="0" w:color="000000"/>
+                <w:top w:val="none" w:sz="0" w:space="0" w:color="000000"/>
+                <w:left w:val="none" w:sz="0" w:space="0" w:color="000000"/>
+                <w:right w:val="none" w:sz="0" w:space="0" w:color="000000"/>
+              </w:pBdr>
+              <w:spacing w:after="100" w:before="100" w:line="240"/>
+              <w:ind w:left="100" w:right="100" w:firstLine="0" w:firstLineChars="0"/>
+              <w:rPr>
+                <w:rFonts w:ascii="Helvetica" w:hAnsi="Helvetica" w:eastAsia="Helvetica" w:cs="Helvetica"/>
+                <w:i w:val="false"/>
+                <w:b w:val="false"/>
+                <w:u w:val="none"/>
+                <w:sz w:val="22"/>
+                <w:szCs w:val="22"/>
+                <w:color w:val="000000"/>
+              </w:rPr>
+            </w:pPr>
+            <w:r>
+              <w:rPr>
+                <w:rFonts w:ascii="Helvetica" w:hAnsi="Helvetica" w:eastAsia="Helvetica" w:cs="Helvetica"/>
+                <w:i w:val="false"/>
+                <w:b w:val="false"/>
+                <w:u w:val="none"/>
+                <w:sz w:val="22"/>
+                <w:szCs w:val="22"/>
+                <w:color w:val="000000"/>
+              </w:rPr>
+              <w:t xml:space="preserve">189</w:t>
             </w:r>
           </w:p>
         </w:tc>
@@ -13396,113 +13396,113 @@
                 <w:szCs w:val="22"/>
                 <w:color w:val="000000"/>
               </w:rPr>
-              <w:t xml:space="preserve">190</w:t>
-            </w:r>
-          </w:p>
-        </w:tc>
-        <w:tc>
-          <w:tcPr>
-            <w:tcBorders>
-              <w:bottom w:val="none" w:sz="0" w:space="0" w:color="000000"/>
-              <w:top w:val="none" w:sz="0" w:space="0" w:color="000000"/>
-              <w:left w:val="none" w:sz="0" w:space="0" w:color="000000"/>
-              <w:right w:val="none" w:sz="0" w:space="0" w:color="000000"/>
-            </w:tcBorders>
-            <w:shd w:val="clear" w:color="auto" w:fill="FFFFFF"/>
-            <w:tcMar>
-              <w:top w:w="0" w:type="dxa"/>
-              <w:bottom w:w="0" w:type="dxa"/>
-              <w:left w:w="0" w:type="dxa"/>
-              <w:right w:w="0" w:type="dxa"/>
-            </w:tcMar>
-            <w:vAlign w:val="top"/>
-          </w:tcPr>
-          <w:p>
-            <w:pPr>
-              <w:pStyle w:val="Normal"/>
-              <w:jc w:val="center"/>
-              <w:pBdr>
-                <w:bottom w:val="none" w:sz="0" w:space="0" w:color="000000"/>
-                <w:top w:val="none" w:sz="0" w:space="0" w:color="000000"/>
-                <w:left w:val="none" w:sz="0" w:space="0" w:color="000000"/>
-                <w:right w:val="none" w:sz="0" w:space="0" w:color="000000"/>
-              </w:pBdr>
-              <w:spacing w:after="100" w:before="100" w:line="240"/>
-              <w:ind w:left="100" w:right="100" w:firstLine="0" w:firstLineChars="0"/>
-              <w:rPr>
-                <w:rFonts w:ascii="Helvetica" w:hAnsi="Helvetica" w:eastAsia="Helvetica" w:cs="Helvetica"/>
-                <w:i w:val="false"/>
-                <w:b w:val="false"/>
-                <w:u w:val="none"/>
-                <w:sz w:val="22"/>
-                <w:szCs w:val="22"/>
-                <w:color w:val="000000"/>
-              </w:rPr>
-            </w:pPr>
-            <w:r>
-              <w:rPr>
-                <w:rFonts w:ascii="Helvetica" w:hAnsi="Helvetica" w:eastAsia="Helvetica" w:cs="Helvetica"/>
-                <w:i w:val="false"/>
-                <w:b w:val="false"/>
-                <w:u w:val="none"/>
-                <w:sz w:val="22"/>
-                <w:szCs w:val="22"/>
-                <w:color w:val="000000"/>
-              </w:rPr>
-              <w:t xml:space="preserve">22,411</w:t>
-            </w:r>
-          </w:p>
-        </w:tc>
-        <w:tc>
-          <w:tcPr>
-            <w:tcBorders>
-              <w:bottom w:val="none" w:sz="0" w:space="0" w:color="000000"/>
-              <w:top w:val="none" w:sz="0" w:space="0" w:color="000000"/>
-              <w:left w:val="none" w:sz="0" w:space="0" w:color="000000"/>
-              <w:right w:val="none" w:sz="0" w:space="0" w:color="000000"/>
-            </w:tcBorders>
-            <w:shd w:val="clear" w:color="auto" w:fill="FFFFFF"/>
-            <w:tcMar>
-              <w:top w:w="0" w:type="dxa"/>
-              <w:bottom w:w="0" w:type="dxa"/>
-              <w:left w:w="0" w:type="dxa"/>
-              <w:right w:w="0" w:type="dxa"/>
-            </w:tcMar>
-            <w:vAlign w:val="top"/>
-          </w:tcPr>
-          <w:p>
-            <w:pPr>
-              <w:pStyle w:val="Normal"/>
-              <w:jc w:val="center"/>
-              <w:pBdr>
-                <w:bottom w:val="none" w:sz="0" w:space="0" w:color="000000"/>
-                <w:top w:val="none" w:sz="0" w:space="0" w:color="000000"/>
-                <w:left w:val="none" w:sz="0" w:space="0" w:color="000000"/>
-                <w:right w:val="none" w:sz="0" w:space="0" w:color="000000"/>
-              </w:pBdr>
-              <w:spacing w:after="100" w:before="100" w:line="240"/>
-              <w:ind w:left="100" w:right="100" w:firstLine="0" w:firstLineChars="0"/>
-              <w:rPr>
-                <w:rFonts w:ascii="Helvetica" w:hAnsi="Helvetica" w:eastAsia="Helvetica" w:cs="Helvetica"/>
-                <w:i w:val="false"/>
-                <w:b w:val="false"/>
-                <w:u w:val="none"/>
-                <w:sz w:val="22"/>
-                <w:szCs w:val="22"/>
-                <w:color w:val="000000"/>
-              </w:rPr>
-            </w:pPr>
-            <w:r>
-              <w:rPr>
-                <w:rFonts w:ascii="Helvetica" w:hAnsi="Helvetica" w:eastAsia="Helvetica" w:cs="Helvetica"/>
-                <w:i w:val="false"/>
-                <w:b w:val="false"/>
-                <w:u w:val="none"/>
-                <w:sz w:val="22"/>
-                <w:szCs w:val="22"/>
-                <w:color w:val="000000"/>
-              </w:rPr>
-              <w:t xml:space="preserve">5,019, 100,069</w:t>
+              <w:t xml:space="preserve">189</w:t>
+            </w:r>
+          </w:p>
+        </w:tc>
+        <w:tc>
+          <w:tcPr>
+            <w:tcBorders>
+              <w:bottom w:val="none" w:sz="0" w:space="0" w:color="000000"/>
+              <w:top w:val="none" w:sz="0" w:space="0" w:color="000000"/>
+              <w:left w:val="none" w:sz="0" w:space="0" w:color="000000"/>
+              <w:right w:val="none" w:sz="0" w:space="0" w:color="000000"/>
+            </w:tcBorders>
+            <w:shd w:val="clear" w:color="auto" w:fill="FFFFFF"/>
+            <w:tcMar>
+              <w:top w:w="0" w:type="dxa"/>
+              <w:bottom w:w="0" w:type="dxa"/>
+              <w:left w:w="0" w:type="dxa"/>
+              <w:right w:w="0" w:type="dxa"/>
+            </w:tcMar>
+            <w:vAlign w:val="top"/>
+          </w:tcPr>
+          <w:p>
+            <w:pPr>
+              <w:pStyle w:val="Normal"/>
+              <w:jc w:val="center"/>
+              <w:pBdr>
+                <w:bottom w:val="none" w:sz="0" w:space="0" w:color="000000"/>
+                <w:top w:val="none" w:sz="0" w:space="0" w:color="000000"/>
+                <w:left w:val="none" w:sz="0" w:space="0" w:color="000000"/>
+                <w:right w:val="none" w:sz="0" w:space="0" w:color="000000"/>
+              </w:pBdr>
+              <w:spacing w:after="100" w:before="100" w:line="240"/>
+              <w:ind w:left="100" w:right="100" w:firstLine="0" w:firstLineChars="0"/>
+              <w:rPr>
+                <w:rFonts w:ascii="Helvetica" w:hAnsi="Helvetica" w:eastAsia="Helvetica" w:cs="Helvetica"/>
+                <w:i w:val="false"/>
+                <w:b w:val="false"/>
+                <w:u w:val="none"/>
+                <w:sz w:val="22"/>
+                <w:szCs w:val="22"/>
+                <w:color w:val="000000"/>
+              </w:rPr>
+            </w:pPr>
+            <w:r>
+              <w:rPr>
+                <w:rFonts w:ascii="Helvetica" w:hAnsi="Helvetica" w:eastAsia="Helvetica" w:cs="Helvetica"/>
+                <w:i w:val="false"/>
+                <w:b w:val="false"/>
+                <w:u w:val="none"/>
+                <w:sz w:val="22"/>
+                <w:szCs w:val="22"/>
+                <w:color w:val="000000"/>
+              </w:rPr>
+              <w:t xml:space="preserve">22,413</w:t>
+            </w:r>
+          </w:p>
+        </w:tc>
+        <w:tc>
+          <w:tcPr>
+            <w:tcBorders>
+              <w:bottom w:val="none" w:sz="0" w:space="0" w:color="000000"/>
+              <w:top w:val="none" w:sz="0" w:space="0" w:color="000000"/>
+              <w:left w:val="none" w:sz="0" w:space="0" w:color="000000"/>
+              <w:right w:val="none" w:sz="0" w:space="0" w:color="000000"/>
+            </w:tcBorders>
+            <w:shd w:val="clear" w:color="auto" w:fill="FFFFFF"/>
+            <w:tcMar>
+              <w:top w:w="0" w:type="dxa"/>
+              <w:bottom w:w="0" w:type="dxa"/>
+              <w:left w:w="0" w:type="dxa"/>
+              <w:right w:w="0" w:type="dxa"/>
+            </w:tcMar>
+            <w:vAlign w:val="top"/>
+          </w:tcPr>
+          <w:p>
+            <w:pPr>
+              <w:pStyle w:val="Normal"/>
+              <w:jc w:val="center"/>
+              <w:pBdr>
+                <w:bottom w:val="none" w:sz="0" w:space="0" w:color="000000"/>
+                <w:top w:val="none" w:sz="0" w:space="0" w:color="000000"/>
+                <w:left w:val="none" w:sz="0" w:space="0" w:color="000000"/>
+                <w:right w:val="none" w:sz="0" w:space="0" w:color="000000"/>
+              </w:pBdr>
+              <w:spacing w:after="100" w:before="100" w:line="240"/>
+              <w:ind w:left="100" w:right="100" w:firstLine="0" w:firstLineChars="0"/>
+              <w:rPr>
+                <w:rFonts w:ascii="Helvetica" w:hAnsi="Helvetica" w:eastAsia="Helvetica" w:cs="Helvetica"/>
+                <w:i w:val="false"/>
+                <w:b w:val="false"/>
+                <w:u w:val="none"/>
+                <w:sz w:val="22"/>
+                <w:szCs w:val="22"/>
+                <w:color w:val="000000"/>
+              </w:rPr>
+            </w:pPr>
+            <w:r>
+              <w:rPr>
+                <w:rFonts w:ascii="Helvetica" w:hAnsi="Helvetica" w:eastAsia="Helvetica" w:cs="Helvetica"/>
+                <w:i w:val="false"/>
+                <w:b w:val="false"/>
+                <w:u w:val="none"/>
+                <w:sz w:val="22"/>
+                <w:szCs w:val="22"/>
+                <w:color w:val="000000"/>
+              </w:rPr>
+              <w:t xml:space="preserve">5,020, 100,078</w:t>
             </w:r>
           </w:p>
         </w:tc>
@@ -13608,113 +13608,113 @@
                 <w:szCs w:val="22"/>
                 <w:color w:val="000000"/>
               </w:rPr>
-              <w:t xml:space="preserve">190</w:t>
-            </w:r>
-          </w:p>
-        </w:tc>
-        <w:tc>
-          <w:tcPr>
-            <w:tcBorders>
-              <w:bottom w:val="none" w:sz="0" w:space="0" w:color="000000"/>
-              <w:top w:val="none" w:sz="0" w:space="0" w:color="000000"/>
-              <w:left w:val="none" w:sz="0" w:space="0" w:color="000000"/>
-              <w:right w:val="none" w:sz="0" w:space="0" w:color="000000"/>
-            </w:tcBorders>
-            <w:shd w:val="clear" w:color="auto" w:fill="FFFFFF"/>
-            <w:tcMar>
-              <w:top w:w="0" w:type="dxa"/>
-              <w:bottom w:w="0" w:type="dxa"/>
-              <w:left w:w="0" w:type="dxa"/>
-              <w:right w:w="0" w:type="dxa"/>
-            </w:tcMar>
-            <w:vAlign w:val="top"/>
-          </w:tcPr>
-          <w:p>
-            <w:pPr>
-              <w:pStyle w:val="Normal"/>
-              <w:jc w:val="center"/>
-              <w:pBdr>
-                <w:bottom w:val="none" w:sz="0" w:space="0" w:color="000000"/>
-                <w:top w:val="none" w:sz="0" w:space="0" w:color="000000"/>
-                <w:left w:val="none" w:sz="0" w:space="0" w:color="000000"/>
-                <w:right w:val="none" w:sz="0" w:space="0" w:color="000000"/>
-              </w:pBdr>
-              <w:spacing w:after="100" w:before="100" w:line="240"/>
-              <w:ind w:left="100" w:right="100" w:firstLine="0" w:firstLineChars="0"/>
-              <w:rPr>
-                <w:rFonts w:ascii="Helvetica" w:hAnsi="Helvetica" w:eastAsia="Helvetica" w:cs="Helvetica"/>
-                <w:i w:val="false"/>
-                <w:b w:val="false"/>
-                <w:u w:val="none"/>
-                <w:sz w:val="22"/>
-                <w:szCs w:val="22"/>
-                <w:color w:val="000000"/>
-              </w:rPr>
-            </w:pPr>
-            <w:r>
-              <w:rPr>
-                <w:rFonts w:ascii="Helvetica" w:hAnsi="Helvetica" w:eastAsia="Helvetica" w:cs="Helvetica"/>
-                <w:i w:val="false"/>
-                <w:b w:val="false"/>
-                <w:u w:val="none"/>
-                <w:sz w:val="22"/>
-                <w:szCs w:val="22"/>
-                <w:color w:val="000000"/>
-              </w:rPr>
-              <w:t xml:space="preserve">233,545</w:t>
-            </w:r>
-          </w:p>
-        </w:tc>
-        <w:tc>
-          <w:tcPr>
-            <w:tcBorders>
-              <w:bottom w:val="none" w:sz="0" w:space="0" w:color="000000"/>
-              <w:top w:val="none" w:sz="0" w:space="0" w:color="000000"/>
-              <w:left w:val="none" w:sz="0" w:space="0" w:color="000000"/>
-              <w:right w:val="none" w:sz="0" w:space="0" w:color="000000"/>
-            </w:tcBorders>
-            <w:shd w:val="clear" w:color="auto" w:fill="FFFFFF"/>
-            <w:tcMar>
-              <w:top w:w="0" w:type="dxa"/>
-              <w:bottom w:w="0" w:type="dxa"/>
-              <w:left w:w="0" w:type="dxa"/>
-              <w:right w:w="0" w:type="dxa"/>
-            </w:tcMar>
-            <w:vAlign w:val="top"/>
-          </w:tcPr>
-          <w:p>
-            <w:pPr>
-              <w:pStyle w:val="Normal"/>
-              <w:jc w:val="center"/>
-              <w:pBdr>
-                <w:bottom w:val="none" w:sz="0" w:space="0" w:color="000000"/>
-                <w:top w:val="none" w:sz="0" w:space="0" w:color="000000"/>
-                <w:left w:val="none" w:sz="0" w:space="0" w:color="000000"/>
-                <w:right w:val="none" w:sz="0" w:space="0" w:color="000000"/>
-              </w:pBdr>
-              <w:spacing w:after="100" w:before="100" w:line="240"/>
-              <w:ind w:left="100" w:right="100" w:firstLine="0" w:firstLineChars="0"/>
-              <w:rPr>
-                <w:rFonts w:ascii="Helvetica" w:hAnsi="Helvetica" w:eastAsia="Helvetica" w:cs="Helvetica"/>
-                <w:i w:val="false"/>
-                <w:b w:val="false"/>
-                <w:u w:val="none"/>
-                <w:sz w:val="22"/>
-                <w:szCs w:val="22"/>
-                <w:color w:val="000000"/>
-              </w:rPr>
-            </w:pPr>
-            <w:r>
-              <w:rPr>
-                <w:rFonts w:ascii="Helvetica" w:hAnsi="Helvetica" w:eastAsia="Helvetica" w:cs="Helvetica"/>
-                <w:i w:val="false"/>
-                <w:b w:val="false"/>
-                <w:u w:val="none"/>
-                <w:sz w:val="22"/>
-                <w:szCs w:val="22"/>
-                <w:color w:val="000000"/>
-              </w:rPr>
-              <w:t xml:space="preserve">10,990, 4,963,097</w:t>
+              <w:t xml:space="preserve">189</w:t>
+            </w:r>
+          </w:p>
+        </w:tc>
+        <w:tc>
+          <w:tcPr>
+            <w:tcBorders>
+              <w:bottom w:val="none" w:sz="0" w:space="0" w:color="000000"/>
+              <w:top w:val="none" w:sz="0" w:space="0" w:color="000000"/>
+              <w:left w:val="none" w:sz="0" w:space="0" w:color="000000"/>
+              <w:right w:val="none" w:sz="0" w:space="0" w:color="000000"/>
+            </w:tcBorders>
+            <w:shd w:val="clear" w:color="auto" w:fill="FFFFFF"/>
+            <w:tcMar>
+              <w:top w:w="0" w:type="dxa"/>
+              <w:bottom w:w="0" w:type="dxa"/>
+              <w:left w:w="0" w:type="dxa"/>
+              <w:right w:w="0" w:type="dxa"/>
+            </w:tcMar>
+            <w:vAlign w:val="top"/>
+          </w:tcPr>
+          <w:p>
+            <w:pPr>
+              <w:pStyle w:val="Normal"/>
+              <w:jc w:val="center"/>
+              <w:pBdr>
+                <w:bottom w:val="none" w:sz="0" w:space="0" w:color="000000"/>
+                <w:top w:val="none" w:sz="0" w:space="0" w:color="000000"/>
+                <w:left w:val="none" w:sz="0" w:space="0" w:color="000000"/>
+                <w:right w:val="none" w:sz="0" w:space="0" w:color="000000"/>
+              </w:pBdr>
+              <w:spacing w:after="100" w:before="100" w:line="240"/>
+              <w:ind w:left="100" w:right="100" w:firstLine="0" w:firstLineChars="0"/>
+              <w:rPr>
+                <w:rFonts w:ascii="Helvetica" w:hAnsi="Helvetica" w:eastAsia="Helvetica" w:cs="Helvetica"/>
+                <w:i w:val="false"/>
+                <w:b w:val="false"/>
+                <w:u w:val="none"/>
+                <w:sz w:val="22"/>
+                <w:szCs w:val="22"/>
+                <w:color w:val="000000"/>
+              </w:rPr>
+            </w:pPr>
+            <w:r>
+              <w:rPr>
+                <w:rFonts w:ascii="Helvetica" w:hAnsi="Helvetica" w:eastAsia="Helvetica" w:cs="Helvetica"/>
+                <w:i w:val="false"/>
+                <w:b w:val="false"/>
+                <w:u w:val="none"/>
+                <w:sz w:val="22"/>
+                <w:szCs w:val="22"/>
+                <w:color w:val="000000"/>
+              </w:rPr>
+              <w:t xml:space="preserve">300,420</w:t>
+            </w:r>
+          </w:p>
+        </w:tc>
+        <w:tc>
+          <w:tcPr>
+            <w:tcBorders>
+              <w:bottom w:val="none" w:sz="0" w:space="0" w:color="000000"/>
+              <w:top w:val="none" w:sz="0" w:space="0" w:color="000000"/>
+              <w:left w:val="none" w:sz="0" w:space="0" w:color="000000"/>
+              <w:right w:val="none" w:sz="0" w:space="0" w:color="000000"/>
+            </w:tcBorders>
+            <w:shd w:val="clear" w:color="auto" w:fill="FFFFFF"/>
+            <w:tcMar>
+              <w:top w:w="0" w:type="dxa"/>
+              <w:bottom w:w="0" w:type="dxa"/>
+              <w:left w:w="0" w:type="dxa"/>
+              <w:right w:w="0" w:type="dxa"/>
+            </w:tcMar>
+            <w:vAlign w:val="top"/>
+          </w:tcPr>
+          <w:p>
+            <w:pPr>
+              <w:pStyle w:val="Normal"/>
+              <w:jc w:val="center"/>
+              <w:pBdr>
+                <w:bottom w:val="none" w:sz="0" w:space="0" w:color="000000"/>
+                <w:top w:val="none" w:sz="0" w:space="0" w:color="000000"/>
+                <w:left w:val="none" w:sz="0" w:space="0" w:color="000000"/>
+                <w:right w:val="none" w:sz="0" w:space="0" w:color="000000"/>
+              </w:pBdr>
+              <w:spacing w:after="100" w:before="100" w:line="240"/>
+              <w:ind w:left="100" w:right="100" w:firstLine="0" w:firstLineChars="0"/>
+              <w:rPr>
+                <w:rFonts w:ascii="Helvetica" w:hAnsi="Helvetica" w:eastAsia="Helvetica" w:cs="Helvetica"/>
+                <w:i w:val="false"/>
+                <w:b w:val="false"/>
+                <w:u w:val="none"/>
+                <w:sz w:val="22"/>
+                <w:szCs w:val="22"/>
+                <w:color w:val="000000"/>
+              </w:rPr>
+            </w:pPr>
+            <w:r>
+              <w:rPr>
+                <w:rFonts w:ascii="Helvetica" w:hAnsi="Helvetica" w:eastAsia="Helvetica" w:cs="Helvetica"/>
+                <w:i w:val="false"/>
+                <w:b w:val="false"/>
+                <w:u w:val="none"/>
+                <w:sz w:val="22"/>
+                <w:szCs w:val="22"/>
+                <w:color w:val="000000"/>
+              </w:rPr>
+              <w:t xml:space="preserve">14,137, 6,384,267</w:t>
             </w:r>
           </w:p>
         </w:tc>
@@ -13879,113 +13879,113 @@
                 <w:szCs w:val="22"/>
                 <w:color w:val="000000"/>
               </w:rPr>
-              <w:t xml:space="preserve">190</w:t>
-            </w:r>
-          </w:p>
-        </w:tc>
-        <w:tc>
-          <w:tcPr>
-            <w:tcBorders>
-              <w:bottom w:val="none" w:sz="0" w:space="0" w:color="000000"/>
-              <w:top w:val="none" w:sz="0" w:space="0" w:color="000000"/>
-              <w:left w:val="none" w:sz="0" w:space="0" w:color="000000"/>
-              <w:right w:val="none" w:sz="0" w:space="0" w:color="000000"/>
-            </w:tcBorders>
-            <w:shd w:val="clear" w:color="auto" w:fill="FFFFFF"/>
-            <w:tcMar>
-              <w:top w:w="0" w:type="dxa"/>
-              <w:bottom w:w="0" w:type="dxa"/>
-              <w:left w:w="0" w:type="dxa"/>
-              <w:right w:w="0" w:type="dxa"/>
-            </w:tcMar>
-            <w:vAlign w:val="top"/>
-          </w:tcPr>
-          <w:p>
-            <w:pPr>
-              <w:pStyle w:val="Normal"/>
-              <w:jc w:val="center"/>
-              <w:pBdr>
-                <w:bottom w:val="none" w:sz="0" w:space="0" w:color="000000"/>
-                <w:top w:val="none" w:sz="0" w:space="0" w:color="000000"/>
-                <w:left w:val="none" w:sz="0" w:space="0" w:color="000000"/>
-                <w:right w:val="none" w:sz="0" w:space="0" w:color="000000"/>
-              </w:pBdr>
-              <w:spacing w:after="100" w:before="100" w:line="240"/>
-              <w:ind w:left="100" w:right="100" w:firstLine="0" w:firstLineChars="0"/>
-              <w:rPr>
-                <w:rFonts w:ascii="Helvetica" w:hAnsi="Helvetica" w:eastAsia="Helvetica" w:cs="Helvetica"/>
-                <w:i w:val="false"/>
-                <w:b w:val="false"/>
-                <w:u w:val="none"/>
-                <w:sz w:val="22"/>
-                <w:szCs w:val="22"/>
-                <w:color w:val="000000"/>
-              </w:rPr>
-            </w:pPr>
-            <w:r>
-              <w:rPr>
-                <w:rFonts w:ascii="Helvetica" w:hAnsi="Helvetica" w:eastAsia="Helvetica" w:cs="Helvetica"/>
-                <w:i w:val="false"/>
-                <w:b w:val="false"/>
-                <w:u w:val="none"/>
-                <w:sz w:val="22"/>
-                <w:szCs w:val="22"/>
-                <w:color w:val="000000"/>
-              </w:rPr>
-              <w:t xml:space="preserve">1.15</w:t>
-            </w:r>
-          </w:p>
-        </w:tc>
-        <w:tc>
-          <w:tcPr>
-            <w:tcBorders>
-              <w:bottom w:val="none" w:sz="0" w:space="0" w:color="000000"/>
-              <w:top w:val="none" w:sz="0" w:space="0" w:color="000000"/>
-              <w:left w:val="none" w:sz="0" w:space="0" w:color="000000"/>
-              <w:right w:val="none" w:sz="0" w:space="0" w:color="000000"/>
-            </w:tcBorders>
-            <w:shd w:val="clear" w:color="auto" w:fill="FFFFFF"/>
-            <w:tcMar>
-              <w:top w:w="0" w:type="dxa"/>
-              <w:bottom w:w="0" w:type="dxa"/>
-              <w:left w:w="0" w:type="dxa"/>
-              <w:right w:w="0" w:type="dxa"/>
-            </w:tcMar>
-            <w:vAlign w:val="top"/>
-          </w:tcPr>
-          <w:p>
-            <w:pPr>
-              <w:pStyle w:val="Normal"/>
-              <w:jc w:val="center"/>
-              <w:pBdr>
-                <w:bottom w:val="none" w:sz="0" w:space="0" w:color="000000"/>
-                <w:top w:val="none" w:sz="0" w:space="0" w:color="000000"/>
-                <w:left w:val="none" w:sz="0" w:space="0" w:color="000000"/>
-                <w:right w:val="none" w:sz="0" w:space="0" w:color="000000"/>
-              </w:pBdr>
-              <w:spacing w:after="100" w:before="100" w:line="240"/>
-              <w:ind w:left="100" w:right="100" w:firstLine="0" w:firstLineChars="0"/>
-              <w:rPr>
-                <w:rFonts w:ascii="Helvetica" w:hAnsi="Helvetica" w:eastAsia="Helvetica" w:cs="Helvetica"/>
-                <w:i w:val="false"/>
-                <w:b w:val="false"/>
-                <w:u w:val="none"/>
-                <w:sz w:val="22"/>
-                <w:szCs w:val="22"/>
-                <w:color w:val="000000"/>
-              </w:rPr>
-            </w:pPr>
-            <w:r>
-              <w:rPr>
-                <w:rFonts w:ascii="Helvetica" w:hAnsi="Helvetica" w:eastAsia="Helvetica" w:cs="Helvetica"/>
-                <w:i w:val="false"/>
-                <w:b w:val="false"/>
-                <w:u w:val="none"/>
-                <w:sz w:val="22"/>
-                <w:szCs w:val="22"/>
-                <w:color w:val="000000"/>
-              </w:rPr>
-              <w:t xml:space="preserve">0.32, 4.12</w:t>
+              <w:t xml:space="preserve">189</w:t>
+            </w:r>
+          </w:p>
+        </w:tc>
+        <w:tc>
+          <w:tcPr>
+            <w:tcBorders>
+              <w:bottom w:val="none" w:sz="0" w:space="0" w:color="000000"/>
+              <w:top w:val="none" w:sz="0" w:space="0" w:color="000000"/>
+              <w:left w:val="none" w:sz="0" w:space="0" w:color="000000"/>
+              <w:right w:val="none" w:sz="0" w:space="0" w:color="000000"/>
+            </w:tcBorders>
+            <w:shd w:val="clear" w:color="auto" w:fill="FFFFFF"/>
+            <w:tcMar>
+              <w:top w:w="0" w:type="dxa"/>
+              <w:bottom w:w="0" w:type="dxa"/>
+              <w:left w:w="0" w:type="dxa"/>
+              <w:right w:w="0" w:type="dxa"/>
+            </w:tcMar>
+            <w:vAlign w:val="top"/>
+          </w:tcPr>
+          <w:p>
+            <w:pPr>
+              <w:pStyle w:val="Normal"/>
+              <w:jc w:val="center"/>
+              <w:pBdr>
+                <w:bottom w:val="none" w:sz="0" w:space="0" w:color="000000"/>
+                <w:top w:val="none" w:sz="0" w:space="0" w:color="000000"/>
+                <w:left w:val="none" w:sz="0" w:space="0" w:color="000000"/>
+                <w:right w:val="none" w:sz="0" w:space="0" w:color="000000"/>
+              </w:pBdr>
+              <w:spacing w:after="100" w:before="100" w:line="240"/>
+              <w:ind w:left="100" w:right="100" w:firstLine="0" w:firstLineChars="0"/>
+              <w:rPr>
+                <w:rFonts w:ascii="Helvetica" w:hAnsi="Helvetica" w:eastAsia="Helvetica" w:cs="Helvetica"/>
+                <w:i w:val="false"/>
+                <w:b w:val="false"/>
+                <w:u w:val="none"/>
+                <w:sz w:val="22"/>
+                <w:szCs w:val="22"/>
+                <w:color w:val="000000"/>
+              </w:rPr>
+            </w:pPr>
+            <w:r>
+              <w:rPr>
+                <w:rFonts w:ascii="Helvetica" w:hAnsi="Helvetica" w:eastAsia="Helvetica" w:cs="Helvetica"/>
+                <w:i w:val="false"/>
+                <w:b w:val="false"/>
+                <w:u w:val="none"/>
+                <w:sz w:val="22"/>
+                <w:szCs w:val="22"/>
+                <w:color w:val="000000"/>
+              </w:rPr>
+              <w:t xml:space="preserve">1.14</w:t>
+            </w:r>
+          </w:p>
+        </w:tc>
+        <w:tc>
+          <w:tcPr>
+            <w:tcBorders>
+              <w:bottom w:val="none" w:sz="0" w:space="0" w:color="000000"/>
+              <w:top w:val="none" w:sz="0" w:space="0" w:color="000000"/>
+              <w:left w:val="none" w:sz="0" w:space="0" w:color="000000"/>
+              <w:right w:val="none" w:sz="0" w:space="0" w:color="000000"/>
+            </w:tcBorders>
+            <w:shd w:val="clear" w:color="auto" w:fill="FFFFFF"/>
+            <w:tcMar>
+              <w:top w:w="0" w:type="dxa"/>
+              <w:bottom w:w="0" w:type="dxa"/>
+              <w:left w:w="0" w:type="dxa"/>
+              <w:right w:w="0" w:type="dxa"/>
+            </w:tcMar>
+            <w:vAlign w:val="top"/>
+          </w:tcPr>
+          <w:p>
+            <w:pPr>
+              <w:pStyle w:val="Normal"/>
+              <w:jc w:val="center"/>
+              <w:pBdr>
+                <w:bottom w:val="none" w:sz="0" w:space="0" w:color="000000"/>
+                <w:top w:val="none" w:sz="0" w:space="0" w:color="000000"/>
+                <w:left w:val="none" w:sz="0" w:space="0" w:color="000000"/>
+                <w:right w:val="none" w:sz="0" w:space="0" w:color="000000"/>
+              </w:pBdr>
+              <w:spacing w:after="100" w:before="100" w:line="240"/>
+              <w:ind w:left="100" w:right="100" w:firstLine="0" w:firstLineChars="0"/>
+              <w:rPr>
+                <w:rFonts w:ascii="Helvetica" w:hAnsi="Helvetica" w:eastAsia="Helvetica" w:cs="Helvetica"/>
+                <w:i w:val="false"/>
+                <w:b w:val="false"/>
+                <w:u w:val="none"/>
+                <w:sz w:val="22"/>
+                <w:szCs w:val="22"/>
+                <w:color w:val="000000"/>
+              </w:rPr>
+            </w:pPr>
+            <w:r>
+              <w:rPr>
+                <w:rFonts w:ascii="Helvetica" w:hAnsi="Helvetica" w:eastAsia="Helvetica" w:cs="Helvetica"/>
+                <w:i w:val="false"/>
+                <w:b w:val="false"/>
+                <w:u w:val="none"/>
+                <w:sz w:val="22"/>
+                <w:szCs w:val="22"/>
+                <w:color w:val="000000"/>
+              </w:rPr>
+              <w:t xml:space="preserve">0.32, 4.09</w:t>
             </w:r>
           </w:p>
         </w:tc>
@@ -14091,7 +14091,7 @@
                 <w:szCs w:val="22"/>
                 <w:color w:val="000000"/>
               </w:rPr>
-              <w:t xml:space="preserve">190</w:t>
+              <w:t xml:space="preserve">189</w:t>
             </w:r>
           </w:p>
         </w:tc>
@@ -14362,7 +14362,7 @@
                 <w:szCs w:val="22"/>
                 <w:color w:val="000000"/>
               </w:rPr>
-              <w:t xml:space="preserve">190</w:t>
+              <w:t xml:space="preserve">189</w:t>
             </w:r>
           </w:p>
         </w:tc>
@@ -14521,7 +14521,7 @@
                 <w:szCs w:val="22"/>
                 <w:color w:val="000000"/>
               </w:rPr>
-              <w:t xml:space="preserve">0.870</w:t>
+              <w:t xml:space="preserve">0.880</w:t>
             </w:r>
           </w:p>
         </w:tc>
@@ -14574,7 +14574,7 @@
                 <w:szCs w:val="22"/>
                 <w:color w:val="000000"/>
               </w:rPr>
-              <w:t xml:space="preserve">190</w:t>
+              <w:t xml:space="preserve">189</w:t>
             </w:r>
           </w:p>
         </w:tc>
